--- a/zht/docx/053.content.docx
+++ b/zht/docx/053.content.docx
@@ -150,26 +150,6 @@
           <w:lang w:val="zh_TW" w:bidi="zh_TW"/>
         </w:rPr>
         <w:t>ling</w:t>
-      </w:r>
-      <w:r>
-        <w:rPr>
-          <w:lang w:val="zh_TW" w:bidi="zh_TW"/>
-        </w:rPr>
-      </w:r>
-    </w:p>
-    <w:p>
-      <w:pPr/>
-      <w:r>
-        <w:rPr>
-          <w:lang w:val="zh_TW" w:bidi="zh_TW"/>
-        </w:rPr>
-      </w:r>
-      <w:r>
-        <w:rPr>
-          <w:i/>
-          <w:lang w:val="zh_TW" w:bidi="zh_TW"/>
-        </w:rPr>
-        <w:t>靈的同在, 靈命成熟</w:t>
       </w:r>
       <w:r>
         <w:rPr>

--- a/zht/docx/053.content.docx
+++ b/zht/docx/053.content.docx
@@ -19,7 +19,7 @@
         <w:rPr>
           <w:lang w:val="zh_TW" w:bidi="zh_TW"/>
         </w:rPr>
-        <w:t>Resource: Study Notes - Themes (Tyndale)</w:t>
+        <w:t>Resource: Tyndale Open Study Notes</w:t>
       </w:r>
       <w:r>
         <w:rPr>
@@ -112,7 +112,7 @@
         <w:rPr>
           <w:lang w:val="zh_TW" w:bidi="zh_TW"/>
         </w:rPr>
-        <w:t>Study Notes - Themes (Tyndale)</w:t>
+        <w:t>Tyndale Open Study Notes</w:t>
       </w:r>
     </w:p>
     <w:p>

--- a/zht/docx/053.content.docx
+++ b/zht/docx/053.content.docx
@@ -149,7 +149,7 @@
         <w:rPr>
           <w:lang w:val="zh_TW" w:bidi="zh_TW"/>
         </w:rPr>
-        <w:t>ling</w:t>
+        <w:t>lu</w:t>
       </w:r>
       <w:r>
         <w:rPr>
@@ -212,7 +212,7 @@
         <w:rPr>
           <w:lang w:val="zh_TW" w:bidi="zh_TW"/>
         </w:rPr>
-        <w:t>靈的同在</w:t>
+        <w:t>路加福音中的貧與富</w:t>
       </w:r>
       <w:r>
         <w:rPr>
@@ -231,20 +231,31 @@
         <w:rPr>
           <w:lang w:val="zh_TW" w:bidi="zh_TW"/>
         </w:rPr>
-        <w:t>在舊約聖經中，當神賦予人或群體一項任務，或是揀選他們擔任某個角色時，主的靈就會降臨在他們身上。</w:t>
-      </w:r>
-      <w:r>
-        <w:rPr>
-          <w:b/>
-          <w:lang w:val="zh_TW" w:bidi="zh_TW"/>
-        </w:rPr>
-        <w:t>靈</w:t>
-      </w:r>
-      <w:r>
-        <w:rPr>
-          <w:lang w:val="zh_TW" w:bidi="zh_TW"/>
-        </w:rPr>
-        <w:t>賦予力量給士師，像俄陀聶、基甸和耶弗他，去履行他們的職責（</w:t>
+        <w:t>在路加福音中，人能否進入神的國，與世上的財富標準，形成根本的對立。耶穌的母親馬利亞宣告，神使卑</w:t>
+      </w:r>
+      <w:r>
+        <w:rPr>
+          <w:lang w:val="zh_TW" w:bidi="zh_TW"/>
+        </w:rPr>
+        <w:t>賤</w:t>
+      </w:r>
+      <w:r>
+        <w:rPr>
+          <w:lang w:val="zh_TW" w:bidi="zh_TW"/>
+        </w:rPr>
+        <w:t>的人升高，卻使富足和有權</w:t>
+      </w:r>
+      <w:r>
+        <w:rPr>
+          <w:lang w:val="zh_TW" w:bidi="zh_TW"/>
+        </w:rPr>
+        <w:t>柄</w:t>
+      </w:r>
+      <w:r>
+        <w:rPr>
+          <w:lang w:val="zh_TW" w:bidi="zh_TW"/>
+        </w:rPr>
+        <w:t>的人降卑（</w:t>
       </w:r>
       <w:hyperlink r:id="rId13">
         <w:r>
@@ -255,14 +266,26 @@
             <w:color w:val="0000EE"/>
             <w:u w:val="single"/>
           </w:rPr>
-          <w:t>士3:10</w:t>
+          <w:t>路1:52–53</w:t>
         </w:r>
       </w:hyperlink>
       <w:r>
         <w:rPr>
           <w:lang w:val="zh_TW" w:bidi="zh_TW"/>
         </w:rPr>
-        <w:t>，</w:t>
+        <w:t>）。耶穌在拿撒勒宣告，福音是「</w:t>
+      </w:r>
+      <w:r>
+        <w:rPr>
+          <w:lang w:val="zh_TW" w:bidi="zh_TW"/>
+        </w:rPr>
+        <w:t>給貧窮的人」</w:t>
+      </w:r>
+      <w:r>
+        <w:rPr>
+          <w:lang w:val="zh_TW" w:bidi="zh_TW"/>
+        </w:rPr>
+        <w:t>的好消息（</w:t>
       </w:r>
       <w:hyperlink r:id="rId14">
         <w:r>
@@ -273,14 +296,26 @@
             <w:color w:val="0000EE"/>
             <w:u w:val="single"/>
           </w:rPr>
-          <w:t>6:34</w:t>
+          <w:t>4:18</w:t>
         </w:r>
       </w:hyperlink>
       <w:r>
         <w:rPr>
           <w:lang w:val="zh_TW" w:bidi="zh_TW"/>
         </w:rPr>
-        <w:t>，</w:t>
+        <w:t>）。祂稱貧窮和飢餓的人有福，並警告那些富足和</w:t>
+      </w:r>
+      <w:r>
+        <w:rPr>
+          <w:lang w:val="zh_TW" w:bidi="zh_TW"/>
+        </w:rPr>
+        <w:t>飽足</w:t>
+      </w:r>
+      <w:r>
+        <w:rPr>
+          <w:lang w:val="zh_TW" w:bidi="zh_TW"/>
+        </w:rPr>
+        <w:t>的人（</w:t>
       </w:r>
       <w:hyperlink r:id="rId15">
         <w:r>
@@ -291,68 +326,14 @@
             <w:color w:val="0000EE"/>
             <w:u w:val="single"/>
           </w:rPr>
-          <w:t>11:29</w:t>
+          <w:t>6:20–26</w:t>
         </w:r>
       </w:hyperlink>
       <w:r>
         <w:rPr>
           <w:lang w:val="zh_TW" w:bidi="zh_TW"/>
         </w:rPr>
-        <w:t>）。掃羅和大衛在被膏抹為王時也接受了神的靈（</w:t>
-      </w:r>
-      <w:hyperlink r:id="rId16">
-        <w:r>
-          <w:rPr>
-            <w:lang w:val="zh_TW" w:bidi="zh_TW"/>
-          </w:rPr>
-          <w:rPr>
-            <w:color w:val="0000EE"/>
-            <w:u w:val="single"/>
-          </w:rPr>
-          <w:t>撒上10:1</w:t>
-        </w:r>
-      </w:hyperlink>
-      <w:r>
-        <w:rPr>
-          <w:lang w:val="zh_TW" w:bidi="zh_TW"/>
-        </w:rPr>
-        <w:t>、</w:t>
-      </w:r>
-      <w:hyperlink r:id="rId17">
-        <w:r>
-          <w:rPr>
-            <w:lang w:val="zh_TW" w:bidi="zh_TW"/>
-          </w:rPr>
-          <w:rPr>
-            <w:color w:val="0000EE"/>
-            <w:u w:val="single"/>
-          </w:rPr>
-          <w:t>9–10</w:t>
-        </w:r>
-      </w:hyperlink>
-      <w:r>
-        <w:rPr>
-          <w:lang w:val="zh_TW" w:bidi="zh_TW"/>
-        </w:rPr>
-        <w:t>，</w:t>
-      </w:r>
-      <w:hyperlink r:id="rId18">
-        <w:r>
-          <w:rPr>
-            <w:lang w:val="zh_TW" w:bidi="zh_TW"/>
-          </w:rPr>
-          <w:rPr>
-            <w:color w:val="0000EE"/>
-            <w:u w:val="single"/>
-          </w:rPr>
-          <w:t>16:13</w:t>
-        </w:r>
-      </w:hyperlink>
-      <w:r>
-        <w:rPr>
-          <w:lang w:val="zh_TW" w:bidi="zh_TW"/>
-        </w:rPr>
-        <w:t>）。</w:t>
+        <w:t>）。這番教導挑戰了當時普遍的觀念——人們認為富人是蒙神賜福的，而窮人則是遭神咒詛的。</w:t>
       </w:r>
     </w:p>
     <w:p>
@@ -366,35 +347,9 @@
         <w:rPr>
           <w:lang w:val="zh_TW" w:bidi="zh_TW"/>
         </w:rPr>
-        <w:t>當任務完成或那人失去其職分時，</w:t>
-      </w:r>
-      <w:r>
-        <w:rPr>
-          <w:b/>
-          <w:lang w:val="zh_TW" w:bidi="zh_TW"/>
-        </w:rPr>
-        <w:t>靈</w:t>
-      </w:r>
-      <w:r>
-        <w:rPr>
-          <w:lang w:val="zh_TW" w:bidi="zh_TW"/>
-        </w:rPr>
-        <w:t>便會離開。當撒母耳膏抹大衛為下一任君王時，</w:t>
-      </w:r>
-      <w:r>
-        <w:rPr>
-          <w:b/>
-          <w:lang w:val="zh_TW" w:bidi="zh_TW"/>
-        </w:rPr>
-        <w:t>靈</w:t>
-      </w:r>
-      <w:r>
-        <w:rPr>
-          <w:lang w:val="zh_TW" w:bidi="zh_TW"/>
-        </w:rPr>
-        <w:t>離開了掃羅 （</w:t>
-      </w:r>
-      <w:hyperlink r:id="rId18">
+        <w:t>耶穌的幾個比喻，嚴正警告人們留意財富所帶來的危險。無知財主的比喻揭示，人若專注積蓄地上的財寶，不致力於與神建立穩固的關係，最終會面對什麼樣的結局（</w:t>
+      </w:r>
+      <w:hyperlink r:id="rId16">
         <w:r>
           <w:rPr>
             <w:lang w:val="zh_TW" w:bidi="zh_TW"/>
@@ -403,10 +358,16 @@
             <w:color w:val="0000EE"/>
             <w:u w:val="single"/>
           </w:rPr>
-          <w:t>16:13 、</w:t>
+          <w:t>路12:13–21</w:t>
         </w:r>
       </w:hyperlink>
-      <w:hyperlink r:id="rId19">
+      <w:r>
+        <w:rPr>
+          <w:lang w:val="zh_TW" w:bidi="zh_TW"/>
+        </w:rPr>
+        <w:t>）。財主與拉撒路的比喻則說明：人若在今生享受舒適安逸，卻忽略身邊貧窮無助之人，他們將在永恆中承擔可怕的後果（</w:t>
+      </w:r>
+      <w:hyperlink r:id="rId17">
         <w:r>
           <w:rPr>
             <w:lang w:val="zh_TW" w:bidi="zh_TW"/>
@@ -415,16 +376,16 @@
             <w:color w:val="0000EE"/>
             <w:u w:val="single"/>
           </w:rPr>
-          <w:t>14</w:t>
+          <w:t>16:19–31</w:t>
         </w:r>
       </w:hyperlink>
       <w:r>
         <w:rPr>
           <w:lang w:val="zh_TW" w:bidi="zh_TW"/>
         </w:rPr>
-        <w:t>）。這是因為他不順服，神便拒絕他作王 （</w:t>
-      </w:r>
-      <w:hyperlink r:id="rId20">
+        <w:t>）。曾有財主問耶穌如何承受永生，聽見耶穌要他變賣所有，分給窮人時，他就極其憂愁（</w:t>
+      </w:r>
+      <w:hyperlink r:id="rId18">
         <w:r>
           <w:rPr>
             <w:lang w:val="zh_TW" w:bidi="zh_TW"/>
@@ -433,79 +394,7 @@
             <w:color w:val="0000EE"/>
             <w:u w:val="single"/>
           </w:rPr>
-          <w:t>13:7–14</w:t>
-        </w:r>
-      </w:hyperlink>
-      <w:r>
-        <w:rPr>
-          <w:lang w:val="zh_TW" w:bidi="zh_TW"/>
-        </w:rPr>
-        <w:t>，</w:t>
-      </w:r>
-      <w:hyperlink r:id="rId21">
-        <w:r>
-          <w:rPr>
-            <w:lang w:val="zh_TW" w:bidi="zh_TW"/>
-          </w:rPr>
-          <w:rPr>
-            <w:color w:val="0000EE"/>
-            <w:u w:val="single"/>
-          </w:rPr>
-          <w:t>15:10–29</w:t>
-        </w:r>
-      </w:hyperlink>
-      <w:r>
-        <w:rPr>
-          <w:lang w:val="zh_TW" w:bidi="zh_TW"/>
-        </w:rPr>
-        <w:t xml:space="preserve">；比較 </w:t>
-      </w:r>
-      <w:hyperlink r:id="rId22">
-        <w:r>
-          <w:rPr>
-            <w:lang w:val="zh_TW" w:bidi="zh_TW"/>
-          </w:rPr>
-          <w:rPr>
-            <w:color w:val="0000EE"/>
-            <w:u w:val="single"/>
-          </w:rPr>
-          <w:t>28:15</w:t>
-        </w:r>
-      </w:hyperlink>
-      <w:r>
-        <w:rPr>
-          <w:lang w:val="zh_TW" w:bidi="zh_TW"/>
-        </w:rPr>
-        <w:t>；</w:t>
-      </w:r>
-      <w:hyperlink r:id="rId23">
-        <w:r>
-          <w:rPr>
-            <w:lang w:val="zh_TW" w:bidi="zh_TW"/>
-          </w:rPr>
-          <w:rPr>
-            <w:color w:val="0000EE"/>
-            <w:u w:val="single"/>
-          </w:rPr>
-          <w:t>士16:20</w:t>
-        </w:r>
-      </w:hyperlink>
-      <w:r>
-        <w:rPr>
-          <w:lang w:val="zh_TW" w:bidi="zh_TW"/>
-        </w:rPr>
-        <w:t>）。大衛與拔示巴犯罪後，他祈禱避免受到同樣的審判，「不要從我收回你的聖靈」 （</w:t>
-      </w:r>
-      <w:hyperlink r:id="rId24">
-        <w:r>
-          <w:rPr>
-            <w:lang w:val="zh_TW" w:bidi="zh_TW"/>
-          </w:rPr>
-          <w:rPr>
-            <w:color w:val="0000EE"/>
-            <w:u w:val="single"/>
-          </w:rPr>
-          <w:t>詩51:11</w:t>
+          <w:t>18:18–23</w:t>
         </w:r>
       </w:hyperlink>
       <w:r>
@@ -526,9 +415,9 @@
         <w:rPr>
           <w:lang w:val="zh_TW" w:bidi="zh_TW"/>
         </w:rPr>
-        <w:t>在新約聖經中，神的聖靈賜給所有信靠耶穌得救的人，而不僅僅是那些擔任特定角色的人（見</w:t>
-      </w:r>
-      <w:hyperlink r:id="rId25">
+        <w:t>在路加福音中，誰是貧窮的人？究竟是指物質上貧窮的人，還是心靈貧乏的人呢（參</w:t>
+      </w:r>
+      <w:hyperlink r:id="rId19">
         <w:r>
           <w:rPr>
             <w:lang w:val="zh_TW" w:bidi="zh_TW"/>
@@ -537,16 +426,16 @@
             <w:color w:val="0000EE"/>
             <w:u w:val="single"/>
           </w:rPr>
-          <w:t>徒2:14–21</w:t>
+          <w:t>太5:3</w:t>
         </w:r>
       </w:hyperlink>
       <w:r>
         <w:rPr>
           <w:lang w:val="zh_TW" w:bidi="zh_TW"/>
         </w:rPr>
-        <w:t>；</w:t>
-      </w:r>
-      <w:hyperlink r:id="rId26">
+        <w:t>）？很可能兩者皆是。那些物質上貧窮、擁有極少的人，更容易倚靠神來供應他們的所需；而富有和有權勢的人，則常常依賴自己，容易忘記自己需要神。人若倚靠財富想要進入神的國，就必無法進入（</w:t>
+      </w:r>
+      <w:hyperlink r:id="rId20">
         <w:r>
           <w:rPr>
             <w:lang w:val="zh_TW" w:bidi="zh_TW"/>
@@ -555,104 +444,14 @@
             <w:color w:val="0000EE"/>
             <w:u w:val="single"/>
           </w:rPr>
-          <w:t>林前12:1–13</w:t>
+          <w:t>16:25–26</w:t>
         </w:r>
       </w:hyperlink>
       <w:r>
         <w:rPr>
           <w:lang w:val="zh_TW" w:bidi="zh_TW"/>
         </w:rPr>
-        <w:t>；</w:t>
-      </w:r>
-      <w:hyperlink r:id="rId27">
-        <w:r>
-          <w:rPr>
-            <w:lang w:val="zh_TW" w:bidi="zh_TW"/>
-          </w:rPr>
-          <w:rPr>
-            <w:color w:val="0000EE"/>
-            <w:u w:val="single"/>
-          </w:rPr>
-          <w:t>弗1:13–14</w:t>
-        </w:r>
-      </w:hyperlink>
-      <w:r>
-        <w:rPr>
-          <w:lang w:val="zh_TW" w:bidi="zh_TW"/>
-        </w:rPr>
-        <w:t>）。聖靈幫助神的僕人完成他們蒙召去做的工作（見</w:t>
-      </w:r>
-      <w:hyperlink r:id="rId28">
-        <w:r>
-          <w:rPr>
-            <w:lang w:val="zh_TW" w:bidi="zh_TW"/>
-          </w:rPr>
-          <w:rPr>
-            <w:color w:val="0000EE"/>
-            <w:u w:val="single"/>
-          </w:rPr>
-          <w:t>林前12:7–10</w:t>
-        </w:r>
-      </w:hyperlink>
-      <w:r>
-        <w:rPr>
-          <w:lang w:val="zh_TW" w:bidi="zh_TW"/>
-        </w:rPr>
-        <w:t>）。舊約聖經中聖靈離開掃羅的故事，說明了為什麼新約聖經警告信徒不要得罪聖靈並使衪擔憂（見</w:t>
-      </w:r>
-      <w:hyperlink r:id="rId29">
-        <w:r>
-          <w:rPr>
-            <w:lang w:val="zh_TW" w:bidi="zh_TW"/>
-          </w:rPr>
-          <w:rPr>
-            <w:color w:val="0000EE"/>
-            <w:u w:val="single"/>
-          </w:rPr>
-          <w:t>可3:28–29</w:t>
-        </w:r>
-      </w:hyperlink>
-      <w:r>
-        <w:rPr>
-          <w:lang w:val="zh_TW" w:bidi="zh_TW"/>
-        </w:rPr>
-        <w:t>；</w:t>
-      </w:r>
-      <w:hyperlink r:id="rId30">
-        <w:r>
-          <w:rPr>
-            <w:lang w:val="zh_TW" w:bidi="zh_TW"/>
-          </w:rPr>
-          <w:rPr>
-            <w:color w:val="0000EE"/>
-            <w:u w:val="single"/>
-          </w:rPr>
-          <w:t>弗4:30</w:t>
-        </w:r>
-      </w:hyperlink>
-      <w:r>
-        <w:rPr>
-          <w:lang w:val="zh_TW" w:bidi="zh_TW"/>
-        </w:rPr>
-        <w:t>；</w:t>
-      </w:r>
-      <w:hyperlink r:id="rId31">
-        <w:r>
-          <w:rPr>
-            <w:lang w:val="zh_TW" w:bidi="zh_TW"/>
-          </w:rPr>
-          <w:rPr>
-            <w:color w:val="0000EE"/>
-            <w:u w:val="single"/>
-          </w:rPr>
-          <w:t>來6:1–8</w:t>
-        </w:r>
-      </w:hyperlink>
-      <w:r>
-        <w:rPr>
-          <w:lang w:val="zh_TW" w:bidi="zh_TW"/>
-        </w:rPr>
-        <w:t>）。</w:t>
+        <w:t>）。神只接納那些全心信靠祂的人。</w:t>
       </w:r>
     </w:p>
     <w:p>
@@ -677,7 +476,7 @@
           <w:lang w:val="zh_TW" w:bidi="zh_TW"/>
         </w:rPr>
       </w:r>
-      <w:hyperlink r:id="rId32">
+      <w:hyperlink r:id="rId19">
         <w:r>
           <w:rPr>
             <w:lang w:val="zh_TW" w:bidi="zh_TW"/>
@@ -686,7 +485,7 @@
             <w:color w:val="0000EE"/>
             <w:u w:val="single"/>
           </w:rPr>
-          <w:t>創41:37–40</w:t>
+          <w:t>太5:3</w:t>
         </w:r>
       </w:hyperlink>
       <w:r>
@@ -695,7 +494,7 @@
         </w:rPr>
         <w:t>；</w:t>
       </w:r>
-      <w:hyperlink r:id="rId33">
+      <w:hyperlink r:id="rId13">
         <w:r>
           <w:rPr>
             <w:lang w:val="zh_TW" w:bidi="zh_TW"/>
@@ -704,16 +503,16 @@
             <w:color w:val="0000EE"/>
             <w:u w:val="single"/>
           </w:rPr>
-          <w:t>出31:1–6</w:t>
+          <w:t>路1:52–53</w:t>
         </w:r>
       </w:hyperlink>
       <w:r>
         <w:rPr>
           <w:lang w:val="zh_TW" w:bidi="zh_TW"/>
         </w:rPr>
-        <w:t>；</w:t>
-      </w:r>
-      <w:hyperlink r:id="rId34">
+        <w:t>，</w:t>
+      </w:r>
+      <w:hyperlink r:id="rId14">
         <w:r>
           <w:rPr>
             <w:lang w:val="zh_TW" w:bidi="zh_TW"/>
@@ -722,7 +521,7 @@
             <w:color w:val="0000EE"/>
             <w:u w:val="single"/>
           </w:rPr>
-          <w:t>士3:9–11</w:t>
+          <w:t>4:18</w:t>
         </w:r>
       </w:hyperlink>
       <w:r>
@@ -731,7 +530,7 @@
         </w:rPr>
         <w:t>，</w:t>
       </w:r>
-      <w:hyperlink r:id="rId14">
+      <w:hyperlink r:id="rId21">
         <w:r>
           <w:rPr>
             <w:lang w:val="zh_TW" w:bidi="zh_TW"/>
@@ -740,7 +539,7 @@
             <w:color w:val="0000EE"/>
             <w:u w:val="single"/>
           </w:rPr>
-          <w:t>士6:34</w:t>
+          <w:t>6:20–25</w:t>
         </w:r>
       </w:hyperlink>
       <w:r>
@@ -749,7 +548,7 @@
         </w:rPr>
         <w:t>，</w:t>
       </w:r>
-      <w:hyperlink r:id="rId15">
+      <w:hyperlink r:id="rId22">
         <w:r>
           <w:rPr>
             <w:lang w:val="zh_TW" w:bidi="zh_TW"/>
@@ -758,7 +557,7 @@
             <w:color w:val="0000EE"/>
             <w:u w:val="single"/>
           </w:rPr>
-          <w:t>士11:29</w:t>
+          <w:t>12:13–34</w:t>
         </w:r>
       </w:hyperlink>
       <w:r>
@@ -767,7 +566,7 @@
         </w:rPr>
         <w:t>，</w:t>
       </w:r>
-      <w:hyperlink r:id="rId35">
+      <w:hyperlink r:id="rId23">
         <w:r>
           <w:rPr>
             <w:lang w:val="zh_TW" w:bidi="zh_TW"/>
@@ -776,7 +575,7 @@
             <w:color w:val="0000EE"/>
             <w:u w:val="single"/>
           </w:rPr>
-          <w:t>士14:5–6</w:t>
+          <w:t>14:12–23</w:t>
         </w:r>
       </w:hyperlink>
       <w:r>
@@ -785,7 +584,7 @@
         </w:rPr>
         <w:t>，</w:t>
       </w:r>
-      <w:hyperlink r:id="rId36">
+      <w:hyperlink r:id="rId17">
         <w:r>
           <w:rPr>
             <w:lang w:val="zh_TW" w:bidi="zh_TW"/>
@@ -794,16 +593,16 @@
             <w:color w:val="0000EE"/>
             <w:u w:val="single"/>
           </w:rPr>
-          <w:t>士16:20–21</w:t>
+          <w:t>16:19–31</w:t>
         </w:r>
       </w:hyperlink>
       <w:r>
         <w:rPr>
           <w:lang w:val="zh_TW" w:bidi="zh_TW"/>
         </w:rPr>
-        <w:t>；</w:t>
-      </w:r>
-      <w:hyperlink r:id="rId37">
+        <w:t>，</w:t>
+      </w:r>
+      <w:hyperlink r:id="rId24">
         <w:r>
           <w:rPr>
             <w:lang w:val="zh_TW" w:bidi="zh_TW"/>
@@ -812,277 +611,7 @@
             <w:color w:val="0000EE"/>
             <w:u w:val="single"/>
           </w:rPr>
-          <w:t>撒上10:1–10</w:t>
-        </w:r>
-      </w:hyperlink>
-      <w:r>
-        <w:rPr>
-          <w:lang w:val="zh_TW" w:bidi="zh_TW"/>
-        </w:rPr>
-        <w:t>，</w:t>
-      </w:r>
-      <w:hyperlink r:id="rId38">
-        <w:r>
-          <w:rPr>
-            <w:lang w:val="zh_TW" w:bidi="zh_TW"/>
-          </w:rPr>
-          <w:rPr>
-            <w:color w:val="0000EE"/>
-            <w:u w:val="single"/>
-          </w:rPr>
-          <w:t>撒上11:6–7</w:t>
-        </w:r>
-      </w:hyperlink>
-      <w:r>
-        <w:rPr>
-          <w:lang w:val="zh_TW" w:bidi="zh_TW"/>
-        </w:rPr>
-        <w:t>，</w:t>
-      </w:r>
-      <w:hyperlink r:id="rId39">
-        <w:r>
-          <w:rPr>
-            <w:lang w:val="zh_TW" w:bidi="zh_TW"/>
-          </w:rPr>
-          <w:rPr>
-            <w:color w:val="0000EE"/>
-            <w:u w:val="single"/>
-          </w:rPr>
-          <w:t>撒上16:13–23</w:t>
-        </w:r>
-      </w:hyperlink>
-      <w:r>
-        <w:rPr>
-          <w:lang w:val="zh_TW" w:bidi="zh_TW"/>
-        </w:rPr>
-        <w:t>，</w:t>
-      </w:r>
-      <w:hyperlink r:id="rId40">
-        <w:r>
-          <w:rPr>
-            <w:lang w:val="zh_TW" w:bidi="zh_TW"/>
-          </w:rPr>
-          <w:rPr>
-            <w:color w:val="0000EE"/>
-            <w:u w:val="single"/>
-          </w:rPr>
-          <w:t>撒上19:19–23</w:t>
-        </w:r>
-      </w:hyperlink>
-      <w:r>
-        <w:rPr>
-          <w:lang w:val="zh_TW" w:bidi="zh_TW"/>
-        </w:rPr>
-        <w:t>；</w:t>
-      </w:r>
-      <w:hyperlink r:id="rId41">
-        <w:r>
-          <w:rPr>
-            <w:lang w:val="zh_TW" w:bidi="zh_TW"/>
-          </w:rPr>
-          <w:rPr>
-            <w:color w:val="0000EE"/>
-            <w:u w:val="single"/>
-          </w:rPr>
-          <w:t>代下20:13–19</w:t>
-        </w:r>
-      </w:hyperlink>
-      <w:r>
-        <w:rPr>
-          <w:lang w:val="zh_TW" w:bidi="zh_TW"/>
-        </w:rPr>
-        <w:t>，</w:t>
-      </w:r>
-      <w:hyperlink r:id="rId42">
-        <w:r>
-          <w:rPr>
-            <w:lang w:val="zh_TW" w:bidi="zh_TW"/>
-          </w:rPr>
-          <w:rPr>
-            <w:color w:val="0000EE"/>
-            <w:u w:val="single"/>
-          </w:rPr>
-          <w:t>代下24:20–22</w:t>
-        </w:r>
-      </w:hyperlink>
-      <w:r>
-        <w:rPr>
-          <w:lang w:val="zh_TW" w:bidi="zh_TW"/>
-        </w:rPr>
-        <w:t>；</w:t>
-      </w:r>
-      <w:hyperlink r:id="rId43">
-        <w:r>
-          <w:rPr>
-            <w:lang w:val="zh_TW" w:bidi="zh_TW"/>
-          </w:rPr>
-          <w:rPr>
-            <w:color w:val="0000EE"/>
-            <w:u w:val="single"/>
-          </w:rPr>
-          <w:t>詩51:11–12</w:t>
-        </w:r>
-      </w:hyperlink>
-      <w:r>
-        <w:rPr>
-          <w:lang w:val="zh_TW" w:bidi="zh_TW"/>
-        </w:rPr>
-        <w:t>；</w:t>
-      </w:r>
-      <w:hyperlink r:id="rId44">
-        <w:r>
-          <w:rPr>
-            <w:lang w:val="zh_TW" w:bidi="zh_TW"/>
-          </w:rPr>
-          <w:rPr>
-            <w:color w:val="0000EE"/>
-            <w:u w:val="single"/>
-          </w:rPr>
-          <w:t>賽11:1–5</w:t>
-        </w:r>
-      </w:hyperlink>
-      <w:r>
-        <w:rPr>
-          <w:lang w:val="zh_TW" w:bidi="zh_TW"/>
-        </w:rPr>
-        <w:t>；</w:t>
-      </w:r>
-      <w:hyperlink r:id="rId45">
-        <w:r>
-          <w:rPr>
-            <w:lang w:val="zh_TW" w:bidi="zh_TW"/>
-          </w:rPr>
-          <w:rPr>
-            <w:color w:val="0000EE"/>
-            <w:u w:val="single"/>
-          </w:rPr>
-          <w:t>耶31:33–34</w:t>
-        </w:r>
-      </w:hyperlink>
-      <w:r>
-        <w:rPr>
-          <w:lang w:val="zh_TW" w:bidi="zh_TW"/>
-        </w:rPr>
-        <w:t>；</w:t>
-      </w:r>
-      <w:hyperlink r:id="rId46">
-        <w:r>
-          <w:rPr>
-            <w:lang w:val="zh_TW" w:bidi="zh_TW"/>
-          </w:rPr>
-          <w:rPr>
-            <w:color w:val="0000EE"/>
-            <w:u w:val="single"/>
-          </w:rPr>
-          <w:t>珥2:28–29</w:t>
-        </w:r>
-      </w:hyperlink>
-      <w:r>
-        <w:rPr>
-          <w:lang w:val="zh_TW" w:bidi="zh_TW"/>
-        </w:rPr>
-        <w:t>；</w:t>
-      </w:r>
-      <w:hyperlink r:id="rId29">
-        <w:r>
-          <w:rPr>
-            <w:lang w:val="zh_TW" w:bidi="zh_TW"/>
-          </w:rPr>
-          <w:rPr>
-            <w:color w:val="0000EE"/>
-            <w:u w:val="single"/>
-          </w:rPr>
-          <w:t>可3:28–29</w:t>
-        </w:r>
-      </w:hyperlink>
-      <w:r>
-        <w:rPr>
-          <w:lang w:val="zh_TW" w:bidi="zh_TW"/>
-        </w:rPr>
-        <w:t>；</w:t>
-      </w:r>
-      <w:hyperlink r:id="rId47">
-        <w:r>
-          <w:rPr>
-            <w:lang w:val="zh_TW" w:bidi="zh_TW"/>
-          </w:rPr>
-          <w:rPr>
-            <w:color w:val="0000EE"/>
-            <w:u w:val="single"/>
-          </w:rPr>
-          <w:t>徒2:1–21</w:t>
-        </w:r>
-      </w:hyperlink>
-      <w:r>
-        <w:rPr>
-          <w:lang w:val="zh_TW" w:bidi="zh_TW"/>
-        </w:rPr>
-        <w:t>，</w:t>
-      </w:r>
-      <w:hyperlink r:id="rId48">
-        <w:r>
-          <w:rPr>
-            <w:lang w:val="zh_TW" w:bidi="zh_TW"/>
-          </w:rPr>
-          <w:rPr>
-            <w:color w:val="0000EE"/>
-            <w:u w:val="single"/>
-          </w:rPr>
-          <w:t>徒4:31</w:t>
-        </w:r>
-      </w:hyperlink>
-      <w:r>
-        <w:rPr>
-          <w:lang w:val="zh_TW" w:bidi="zh_TW"/>
-        </w:rPr>
-        <w:t>；</w:t>
-      </w:r>
-      <w:hyperlink r:id="rId27">
-        <w:r>
-          <w:rPr>
-            <w:lang w:val="zh_TW" w:bidi="zh_TW"/>
-          </w:rPr>
-          <w:rPr>
-            <w:color w:val="0000EE"/>
-            <w:u w:val="single"/>
-          </w:rPr>
-          <w:t>弗1:13–14</w:t>
-        </w:r>
-      </w:hyperlink>
-      <w:r>
-        <w:rPr>
-          <w:lang w:val="zh_TW" w:bidi="zh_TW"/>
-        </w:rPr>
-        <w:t>，</w:t>
-      </w:r>
-      <w:hyperlink r:id="rId30">
-        <w:r>
-          <w:rPr>
-            <w:lang w:val="zh_TW" w:bidi="zh_TW"/>
-          </w:rPr>
-          <w:rPr>
-            <w:color w:val="0000EE"/>
-            <w:u w:val="single"/>
-          </w:rPr>
-          <w:t>弗4:30</w:t>
-        </w:r>
-      </w:hyperlink>
-      <w:r>
-        <w:rPr>
-          <w:lang w:val="zh_TW" w:bidi="zh_TW"/>
-        </w:rPr>
-        <w:t>；</w:t>
-      </w:r>
-      <w:hyperlink r:id="rId49">
-        <w:r>
-          <w:rPr>
-            <w:lang w:val="zh_TW" w:bidi="zh_TW"/>
-          </w:rPr>
-          <w:rPr>
-            <w:color w:val="0000EE"/>
-            <w:u w:val="single"/>
-          </w:rPr>
-          <w:t>來6:4–8</w:t>
+          <w:t>18:18–30</w:t>
         </w:r>
       </w:hyperlink>
       <w:r>
@@ -1112,7 +641,7 @@
         <w:rPr>
           <w:lang w:val="zh_TW" w:bidi="zh_TW"/>
         </w:rPr>
-        <w:t>靈命成熟</w:t>
+        <w:t>路加—使徒行傳中的讚美和歡欣</w:t>
       </w:r>
       <w:r>
         <w:rPr>
@@ -1131,21 +660,9 @@
         <w:rPr>
           <w:lang w:val="zh_TW" w:bidi="zh_TW"/>
         </w:rPr>
-        <w:t>人因信耶穌基督而得救，就開始了終身的旅程。</w:t>
-      </w:r>
-      <w:r>
-        <w:rPr>
-          <w:lang w:val="zh_TW" w:bidi="zh_TW"/>
-        </w:rPr>
-        <w:t>信徒不會停留在原地，而是要改變、成長，越來越像基督</w:t>
-      </w:r>
-      <w:r>
-        <w:rPr>
-          <w:lang w:val="zh_TW" w:bidi="zh_TW"/>
-        </w:rPr>
-        <w:t>。這個過程被稱為「成聖」（sanctification）。正如初生嬰兒需要奶水來成長，之後才能吃乾糧，初信者也需要「純淨的靈奶」，好讓他們能完全經歷救恩（</w:t>
-      </w:r>
-      <w:hyperlink r:id="rId50">
+        <w:t>在路加福音中，那些領受神恩典的人，會讚美神奇妙的作為（</w:t>
+      </w:r>
+      <w:hyperlink r:id="rId25">
         <w:r>
           <w:rPr>
             <w:lang w:val="zh_TW" w:bidi="zh_TW"/>
@@ -1154,16 +671,16 @@
             <w:color w:val="0000EE"/>
             <w:u w:val="single"/>
           </w:rPr>
-          <w:t>彼前2:2–3</w:t>
+          <w:t>路1:44</w:t>
         </w:r>
       </w:hyperlink>
       <w:r>
         <w:rPr>
           <w:lang w:val="zh_TW" w:bidi="zh_TW"/>
         </w:rPr>
-        <w:t>）。最終，他們會預備好接受「乾糧」，就是更深入的教導（</w:t>
-      </w:r>
-      <w:hyperlink r:id="rId51">
+        <w:t>、</w:t>
+      </w:r>
+      <w:hyperlink r:id="rId26">
         <w:r>
           <w:rPr>
             <w:lang w:val="zh_TW" w:bidi="zh_TW"/>
@@ -1172,7 +689,295 @@
             <w:color w:val="0000EE"/>
             <w:u w:val="single"/>
           </w:rPr>
-          <w:t>來5:11–14</w:t>
+          <w:t>46</w:t>
+        </w:r>
+      </w:hyperlink>
+      <w:r>
+        <w:rPr>
+          <w:lang w:val="zh_TW" w:bidi="zh_TW"/>
+        </w:rPr>
+        <w:t>、</w:t>
+      </w:r>
+      <w:hyperlink r:id="rId27">
+        <w:r>
+          <w:rPr>
+            <w:lang w:val="zh_TW" w:bidi="zh_TW"/>
+          </w:rPr>
+          <w:rPr>
+            <w:color w:val="0000EE"/>
+            <w:u w:val="single"/>
+          </w:rPr>
+          <w:t>64</w:t>
+        </w:r>
+      </w:hyperlink>
+      <w:r>
+        <w:rPr>
+          <w:lang w:val="zh_TW" w:bidi="zh_TW"/>
+        </w:rPr>
+        <w:t>、</w:t>
+      </w:r>
+      <w:hyperlink r:id="rId28">
+        <w:r>
+          <w:rPr>
+            <w:lang w:val="zh_TW" w:bidi="zh_TW"/>
+          </w:rPr>
+          <w:rPr>
+            <w:color w:val="0000EE"/>
+            <w:u w:val="single"/>
+          </w:rPr>
+          <w:t>68</w:t>
+        </w:r>
+      </w:hyperlink>
+      <w:r>
+        <w:rPr>
+          <w:lang w:val="zh_TW" w:bidi="zh_TW"/>
+        </w:rPr>
+        <w:t>，</w:t>
+      </w:r>
+      <w:hyperlink r:id="rId29">
+        <w:r>
+          <w:rPr>
+            <w:lang w:val="zh_TW" w:bidi="zh_TW"/>
+          </w:rPr>
+          <w:rPr>
+            <w:color w:val="0000EE"/>
+            <w:u w:val="single"/>
+          </w:rPr>
+          <w:t>2:13</w:t>
+        </w:r>
+      </w:hyperlink>
+      <w:r>
+        <w:rPr>
+          <w:lang w:val="zh_TW" w:bidi="zh_TW"/>
+        </w:rPr>
+        <w:t>、</w:t>
+      </w:r>
+      <w:hyperlink r:id="rId30">
+        <w:r>
+          <w:rPr>
+            <w:lang w:val="zh_TW" w:bidi="zh_TW"/>
+          </w:rPr>
+          <w:rPr>
+            <w:color w:val="0000EE"/>
+            <w:u w:val="single"/>
+          </w:rPr>
+          <w:t>38</w:t>
+        </w:r>
+      </w:hyperlink>
+      <w:r>
+        <w:rPr>
+          <w:lang w:val="zh_TW" w:bidi="zh_TW"/>
+        </w:rPr>
+        <w:t>，</w:t>
+      </w:r>
+      <w:hyperlink r:id="rId31">
+        <w:r>
+          <w:rPr>
+            <w:lang w:val="zh_TW" w:bidi="zh_TW"/>
+          </w:rPr>
+          <w:rPr>
+            <w:color w:val="0000EE"/>
+            <w:u w:val="single"/>
+          </w:rPr>
+          <w:t>5:25–26</w:t>
+        </w:r>
+      </w:hyperlink>
+      <w:r>
+        <w:rPr>
+          <w:lang w:val="zh_TW" w:bidi="zh_TW"/>
+        </w:rPr>
+        <w:t>，</w:t>
+      </w:r>
+      <w:hyperlink r:id="rId32">
+        <w:r>
+          <w:rPr>
+            <w:lang w:val="zh_TW" w:bidi="zh_TW"/>
+          </w:rPr>
+          <w:rPr>
+            <w:color w:val="0000EE"/>
+            <w:u w:val="single"/>
+          </w:rPr>
+          <w:t>7:16</w:t>
+        </w:r>
+      </w:hyperlink>
+      <w:r>
+        <w:rPr>
+          <w:lang w:val="zh_TW" w:bidi="zh_TW"/>
+        </w:rPr>
+        <w:t>，</w:t>
+      </w:r>
+      <w:hyperlink r:id="rId33">
+        <w:r>
+          <w:rPr>
+            <w:lang w:val="zh_TW" w:bidi="zh_TW"/>
+          </w:rPr>
+          <w:rPr>
+            <w:color w:val="0000EE"/>
+            <w:u w:val="single"/>
+          </w:rPr>
+          <w:t>13:13</w:t>
+        </w:r>
+      </w:hyperlink>
+      <w:r>
+        <w:rPr>
+          <w:lang w:val="zh_TW" w:bidi="zh_TW"/>
+        </w:rPr>
+        <w:t>，</w:t>
+      </w:r>
+      <w:hyperlink r:id="rId34">
+        <w:r>
+          <w:rPr>
+            <w:lang w:val="zh_TW" w:bidi="zh_TW"/>
+          </w:rPr>
+          <w:rPr>
+            <w:color w:val="0000EE"/>
+            <w:u w:val="single"/>
+          </w:rPr>
+          <w:t>17:15–18</w:t>
+        </w:r>
+      </w:hyperlink>
+      <w:r>
+        <w:rPr>
+          <w:lang w:val="zh_TW" w:bidi="zh_TW"/>
+        </w:rPr>
+        <w:t>，</w:t>
+      </w:r>
+      <w:hyperlink r:id="rId35">
+        <w:r>
+          <w:rPr>
+            <w:lang w:val="zh_TW" w:bidi="zh_TW"/>
+          </w:rPr>
+          <w:rPr>
+            <w:color w:val="0000EE"/>
+            <w:u w:val="single"/>
+          </w:rPr>
+          <w:t>18:43</w:t>
+        </w:r>
+      </w:hyperlink>
+      <w:r>
+        <w:rPr>
+          <w:lang w:val="zh_TW" w:bidi="zh_TW"/>
+        </w:rPr>
+        <w:t>，</w:t>
+      </w:r>
+      <w:hyperlink r:id="rId36">
+        <w:r>
+          <w:rPr>
+            <w:lang w:val="zh_TW" w:bidi="zh_TW"/>
+          </w:rPr>
+          <w:rPr>
+            <w:color w:val="0000EE"/>
+            <w:u w:val="single"/>
+          </w:rPr>
+          <w:t>19:37</w:t>
+        </w:r>
+      </w:hyperlink>
+      <w:r>
+        <w:rPr>
+          <w:lang w:val="zh_TW" w:bidi="zh_TW"/>
+        </w:rPr>
+        <w:t>，</w:t>
+      </w:r>
+      <w:hyperlink r:id="rId37">
+        <w:r>
+          <w:rPr>
+            <w:lang w:val="zh_TW" w:bidi="zh_TW"/>
+          </w:rPr>
+          <w:rPr>
+            <w:color w:val="0000EE"/>
+            <w:u w:val="single"/>
+          </w:rPr>
+          <w:t>24:53</w:t>
+        </w:r>
+      </w:hyperlink>
+      <w:r>
+        <w:rPr>
+          <w:lang w:val="zh_TW" w:bidi="zh_TW"/>
+        </w:rPr>
+        <w:t>）。使徒行傳記載，當有人得著醫治或非猶太人（外邦人）得救時，眾人就讚美神（</w:t>
+      </w:r>
+      <w:hyperlink r:id="rId38">
+        <w:r>
+          <w:rPr>
+            <w:lang w:val="zh_TW" w:bidi="zh_TW"/>
+          </w:rPr>
+          <w:rPr>
+            <w:color w:val="0000EE"/>
+            <w:u w:val="single"/>
+          </w:rPr>
+          <w:t>3:8–9</w:t>
+        </w:r>
+      </w:hyperlink>
+      <w:r>
+        <w:rPr>
+          <w:lang w:val="zh_TW" w:bidi="zh_TW"/>
+        </w:rPr>
+        <w:t>，</w:t>
+      </w:r>
+      <w:hyperlink r:id="rId39">
+        <w:r>
+          <w:rPr>
+            <w:lang w:val="zh_TW" w:bidi="zh_TW"/>
+          </w:rPr>
+          <w:rPr>
+            <w:color w:val="0000EE"/>
+            <w:u w:val="single"/>
+          </w:rPr>
+          <w:t>4:21–22</w:t>
+        </w:r>
+      </w:hyperlink>
+      <w:r>
+        <w:rPr>
+          <w:lang w:val="zh_TW" w:bidi="zh_TW"/>
+        </w:rPr>
+        <w:t>；</w:t>
+      </w:r>
+      <w:hyperlink r:id="rId40">
+        <w:r>
+          <w:rPr>
+            <w:lang w:val="zh_TW" w:bidi="zh_TW"/>
+          </w:rPr>
+          <w:rPr>
+            <w:color w:val="0000EE"/>
+            <w:u w:val="single"/>
+          </w:rPr>
+          <w:t>徒11:18</w:t>
+        </w:r>
+      </w:hyperlink>
+      <w:r>
+        <w:rPr>
+          <w:lang w:val="zh_TW" w:bidi="zh_TW"/>
+        </w:rPr>
+        <w:t>，</w:t>
+      </w:r>
+      <w:hyperlink r:id="rId41">
+        <w:r>
+          <w:rPr>
+            <w:lang w:val="zh_TW" w:bidi="zh_TW"/>
+          </w:rPr>
+          <w:rPr>
+            <w:color w:val="0000EE"/>
+            <w:u w:val="single"/>
+          </w:rPr>
+          <w:t>13:48</w:t>
+        </w:r>
+      </w:hyperlink>
+      <w:r>
+        <w:rPr>
+          <w:lang w:val="zh_TW" w:bidi="zh_TW"/>
+        </w:rPr>
+        <w:t>，</w:t>
+      </w:r>
+      <w:hyperlink r:id="rId42">
+        <w:r>
+          <w:rPr>
+            <w:lang w:val="zh_TW" w:bidi="zh_TW"/>
+          </w:rPr>
+          <w:rPr>
+            <w:color w:val="0000EE"/>
+            <w:u w:val="single"/>
+          </w:rPr>
+          <w:t>21:19–20</w:t>
         </w:r>
       </w:hyperlink>
       <w:r>
@@ -1193,9 +998,9 @@
         <w:rPr>
           <w:lang w:val="zh_TW" w:bidi="zh_TW"/>
         </w:rPr>
-        <w:t>靈命成熟包括對屬靈智慧的理解能力（</w:t>
-      </w:r>
-      <w:hyperlink r:id="rId52">
+        <w:t>這個讚美的主題，與路加福音的關鍵概念息息相關。神的應許藉著彌賽亞耶穌得以實現，並帶來喜樂。這個概念在本書前半段，即馬利亞和撒迦利亞的詩歌中，就已經出現（</w:t>
+      </w:r>
+      <w:hyperlink r:id="rId43">
         <w:r>
           <w:rPr>
             <w:lang w:val="zh_TW" w:bidi="zh_TW"/>
@@ -1204,16 +1009,10 @@
             <w:color w:val="0000EE"/>
             <w:u w:val="single"/>
           </w:rPr>
-          <w:t>林前2:6</w:t>
+          <w:t>路1:46–55、</w:t>
         </w:r>
       </w:hyperlink>
-      <w:r>
-        <w:rPr>
-          <w:lang w:val="zh_TW" w:bidi="zh_TW"/>
-        </w:rPr>
-        <w:t>）。使徒保羅吩咐信徒要有成熟的心志（</w:t>
-      </w:r>
-      <w:hyperlink r:id="rId53">
+      <w:hyperlink r:id="rId44">
         <w:r>
           <w:rPr>
             <w:lang w:val="zh_TW" w:bidi="zh_TW"/>
@@ -1222,16 +1021,16 @@
             <w:color w:val="0000EE"/>
             <w:u w:val="single"/>
           </w:rPr>
-          <w:t>林前14:20</w:t>
+          <w:t>67–79</w:t>
         </w:r>
       </w:hyperlink>
       <w:r>
         <w:rPr>
           <w:lang w:val="zh_TW" w:bidi="zh_TW"/>
         </w:rPr>
-        <w:t>）。當信徒在屬靈上得到裝備，並認識神的兒子時，基督的身體就逐漸成熟 （</w:t>
-      </w:r>
-      <w:hyperlink r:id="rId54">
+        <w:t>）。舊約先知預言，當神的拯救降臨時，萬有都會歌唱（見</w:t>
+      </w:r>
+      <w:hyperlink r:id="rId45">
         <w:r>
           <w:rPr>
             <w:lang w:val="zh_TW" w:bidi="zh_TW"/>
@@ -1240,14 +1039,14 @@
             <w:color w:val="0000EE"/>
             <w:u w:val="single"/>
           </w:rPr>
-          <w:t>弗4:11–16</w:t>
+          <w:t>賽55:12</w:t>
         </w:r>
       </w:hyperlink>
       <w:r>
         <w:rPr>
           <w:lang w:val="zh_TW" w:bidi="zh_TW"/>
         </w:rPr>
-        <w:t>）。這會帶來一個合一的信仰群體，在那裡，愛與真理共同堅固基督的身體。</w:t>
+        <w:t>）。</w:t>
       </w:r>
     </w:p>
     <w:p>
@@ -1261,9 +1060,21 @@
         <w:rPr>
           <w:lang w:val="zh_TW" w:bidi="zh_TW"/>
         </w:rPr>
-        <w:t>希伯來書讀者的靈命不夠成熟。作者原想教導他們更豐富的屬靈內容，但他們的表現卻如同屬靈嬰孩，需要最基本的養分，無法領受更深的真理（</w:t>
-      </w:r>
-      <w:hyperlink r:id="rId55">
+        <w:t>當耶穌的事工結束，進入耶路撒冷時，祂的門徒高聲歡呼，並「</w:t>
+      </w:r>
+      <w:r>
+        <w:rPr>
+          <w:lang w:val="zh_TW" w:bidi="zh_TW"/>
+        </w:rPr>
+        <w:t>因所見過的一切異能，都歡樂起來，大聲讚美神</w:t>
+      </w:r>
+      <w:r>
+        <w:rPr>
+          <w:lang w:val="zh_TW" w:bidi="zh_TW"/>
+        </w:rPr>
+        <w:t>」（</w:t>
+      </w:r>
+      <w:hyperlink r:id="rId36">
         <w:r>
           <w:rPr>
             <w:lang w:val="zh_TW" w:bidi="zh_TW"/>
@@ -1272,16 +1083,28 @@
             <w:color w:val="0000EE"/>
             <w:u w:val="single"/>
           </w:rPr>
-          <w:t>來5:12</w:t>
+          <w:t>路19:37</w:t>
         </w:r>
       </w:hyperlink>
       <w:r>
         <w:rPr>
           <w:lang w:val="zh_TW" w:bidi="zh_TW"/>
         </w:rPr>
-        <w:t>）。他們沒有關注神的教導。照理說，他們信主已有一段時間，本該能教導別人，卻因屬靈上的麻木而變得遲鈍（</w:t>
-      </w:r>
-      <w:hyperlink r:id="rId56">
+        <w:t>）。法利賽人要求耶穌制止祂的門徒，但耶穌回答說：「</w:t>
+      </w:r>
+      <w:r>
+        <w:rPr>
+          <w:lang w:val="zh_TW" w:bidi="zh_TW"/>
+        </w:rPr>
+        <w:t>若是他們閉口不說，這些石頭必要呼叫起來</w:t>
+      </w:r>
+      <w:r>
+        <w:rPr>
+          <w:lang w:val="zh_TW" w:bidi="zh_TW"/>
+        </w:rPr>
+        <w:t>」（</w:t>
+      </w:r>
+      <w:hyperlink r:id="rId46">
         <w:r>
           <w:rPr>
             <w:lang w:val="zh_TW" w:bidi="zh_TW"/>
@@ -1290,25 +1113,7 @@
             <w:color w:val="0000EE"/>
             <w:u w:val="single"/>
           </w:rPr>
-          <w:t>5:11–12</w:t>
-        </w:r>
-      </w:hyperlink>
-      <w:r>
-        <w:rPr>
-          <w:lang w:val="zh_TW" w:bidi="zh_TW"/>
-        </w:rPr>
-        <w:t>；參</w:t>
-      </w:r>
-      <w:hyperlink r:id="rId57">
-        <w:r>
-          <w:rPr>
-            <w:lang w:val="zh_TW" w:bidi="zh_TW"/>
-          </w:rPr>
-          <w:rPr>
-            <w:color w:val="0000EE"/>
-            <w:u w:val="single"/>
-          </w:rPr>
-          <w:t>林前3:1–3</w:t>
+          <w:t>19:37–40</w:t>
         </w:r>
       </w:hyperlink>
       <w:r>
@@ -1329,15 +1134,9 @@
         <w:rPr>
           <w:lang w:val="zh_TW" w:bidi="zh_TW"/>
         </w:rPr>
-        <w:t>他們缺乏成熟程度去分辨基本對錯</w:t>
-      </w:r>
-      <w:r>
-        <w:rPr>
-          <w:lang w:val="zh_TW" w:bidi="zh_TW"/>
-        </w:rPr>
-        <w:t>（</w:t>
-      </w:r>
-      <w:hyperlink r:id="rId58">
+        <w:t>在書的結尾，門徒「大大地歡喜，回耶路撒冷去，常在殿裏稱頌神」（</w:t>
+      </w:r>
+      <w:hyperlink r:id="rId47">
         <w:r>
           <w:rPr>
             <w:lang w:val="zh_TW" w:bidi="zh_TW"/>
@@ -1346,56 +1145,14 @@
             <w:color w:val="0000EE"/>
             <w:u w:val="single"/>
           </w:rPr>
-          <w:t>來5:14</w:t>
+          <w:t>24:52–53</w:t>
         </w:r>
       </w:hyperlink>
       <w:r>
         <w:rPr>
           <w:lang w:val="zh_TW" w:bidi="zh_TW"/>
         </w:rPr>
-        <w:t>），</w:t>
-      </w:r>
-      <w:r>
-        <w:rPr>
-          <w:lang w:val="zh_TW" w:bidi="zh_TW"/>
-        </w:rPr>
-        <w:t>因此作者勸勉他們要追求成熟，使</w:t>
-      </w:r>
-      <w:r>
-        <w:rPr>
-          <w:lang w:val="zh_TW" w:bidi="zh_TW"/>
-        </w:rPr>
-        <w:t>他能教導他們更深奧的信仰真理</w:t>
-      </w:r>
-      <w:r>
-        <w:rPr>
-          <w:lang w:val="zh_TW" w:bidi="zh_TW"/>
-        </w:rPr>
-        <w:t>，而非一再重複基本道理</w:t>
-      </w:r>
-      <w:r>
-        <w:rPr>
-          <w:lang w:val="zh_TW" w:bidi="zh_TW"/>
-        </w:rPr>
-        <w:t>（</w:t>
-      </w:r>
-      <w:hyperlink r:id="rId59">
-        <w:r>
-          <w:rPr>
-            <w:lang w:val="zh_TW" w:bidi="zh_TW"/>
-          </w:rPr>
-          <w:rPr>
-            <w:color w:val="0000EE"/>
-            <w:u w:val="single"/>
-          </w:rPr>
-          <w:t>6:1–3</w:t>
-        </w:r>
-      </w:hyperlink>
-      <w:r>
-        <w:rPr>
-          <w:lang w:val="zh_TW" w:bidi="zh_TW"/>
-        </w:rPr>
-        <w:t>）。</w:t>
+        <w:t>）。神奇妙的救恩降臨，使人心充滿喜樂與讚美。</w:t>
       </w:r>
     </w:p>
     <w:p>
@@ -1407,21 +1164,10 @@
       </w:r>
       <w:r>
         <w:rPr>
-          <w:lang w:val="zh_TW" w:bidi="zh_TW"/>
-        </w:rPr>
-        <w:t>靈命成熟</w:t>
-      </w:r>
-      <w:r>
-        <w:rPr>
-          <w:lang w:val="zh_TW" w:bidi="zh_TW"/>
-        </w:rPr>
-        <w:t>不會隨時間自然出現，人需要積極聆聽神的話語，並在基督徒群體中實踐</w:t>
-      </w:r>
-      <w:r>
-        <w:rPr>
-          <w:lang w:val="zh_TW" w:bidi="zh_TW"/>
-        </w:rPr>
-        <w:t>。</w:t>
+          <w:u w:val="single"/>
+          <w:lang w:val="zh_TW" w:bidi="zh_TW"/>
+        </w:rPr>
+        <w:t>進深研究的經文段落</w:t>
       </w:r>
     </w:p>
     <w:p>
@@ -1431,22 +1177,7 @@
           <w:lang w:val="zh_TW" w:bidi="zh_TW"/>
         </w:rPr>
       </w:r>
-      <w:r>
-        <w:rPr>
-          <w:u w:val="single"/>
-          <w:lang w:val="zh_TW" w:bidi="zh_TW"/>
-        </w:rPr>
-        <w:t>進深研究的經文段落</w:t>
-      </w:r>
-    </w:p>
-    <w:p>
-      <w:pPr/>
-      <w:r>
-        <w:rPr>
-          <w:lang w:val="zh_TW" w:bidi="zh_TW"/>
-        </w:rPr>
-      </w:r>
-      <w:hyperlink r:id="rId52">
+      <w:hyperlink r:id="rId45">
         <w:r>
           <w:rPr>
             <w:lang w:val="zh_TW" w:bidi="zh_TW"/>
@@ -1455,16 +1186,16 @@
             <w:color w:val="0000EE"/>
             <w:u w:val="single"/>
           </w:rPr>
-          <w:t>林前2:6</w:t>
+          <w:t>賽55:12</w:t>
         </w:r>
       </w:hyperlink>
       <w:r>
         <w:rPr>
           <w:lang w:val="zh_TW" w:bidi="zh_TW"/>
         </w:rPr>
-        <w:t>，</w:t>
-      </w:r>
-      <w:hyperlink r:id="rId57">
+        <w:t>；</w:t>
+      </w:r>
+      <w:hyperlink r:id="rId48">
         <w:r>
           <w:rPr>
             <w:lang w:val="zh_TW" w:bidi="zh_TW"/>
@@ -1473,16 +1204,16 @@
             <w:color w:val="0000EE"/>
             <w:u w:val="single"/>
           </w:rPr>
-          <w:t>3:1–3</w:t>
+          <w:t>路1:44–47</w:t>
         </w:r>
       </w:hyperlink>
       <w:r>
         <w:rPr>
           <w:lang w:val="zh_TW" w:bidi="zh_TW"/>
         </w:rPr>
-        <w:t>，</w:t>
-      </w:r>
-      <w:hyperlink r:id="rId53">
+        <w:t>、</w:t>
+      </w:r>
+      <w:hyperlink r:id="rId27">
         <w:r>
           <w:rPr>
             <w:lang w:val="zh_TW" w:bidi="zh_TW"/>
@@ -1491,16 +1222,16 @@
             <w:color w:val="0000EE"/>
             <w:u w:val="single"/>
           </w:rPr>
-          <w:t>14:20</w:t>
+          <w:t>64</w:t>
         </w:r>
       </w:hyperlink>
       <w:r>
         <w:rPr>
           <w:lang w:val="zh_TW" w:bidi="zh_TW"/>
         </w:rPr>
-        <w:t>；</w:t>
-      </w:r>
-      <w:hyperlink r:id="rId60">
+        <w:t>、</w:t>
+      </w:r>
+      <w:hyperlink r:id="rId28">
         <w:r>
           <w:rPr>
             <w:lang w:val="zh_TW" w:bidi="zh_TW"/>
@@ -1509,16 +1240,16 @@
             <w:color w:val="0000EE"/>
             <w:u w:val="single"/>
           </w:rPr>
-          <w:t>林後13:9–11</w:t>
+          <w:t>68</w:t>
         </w:r>
       </w:hyperlink>
       <w:r>
         <w:rPr>
           <w:lang w:val="zh_TW" w:bidi="zh_TW"/>
         </w:rPr>
-        <w:t>；</w:t>
-      </w:r>
-      <w:hyperlink r:id="rId54">
+        <w:t>，</w:t>
+      </w:r>
+      <w:hyperlink r:id="rId49">
         <w:r>
           <w:rPr>
             <w:lang w:val="zh_TW" w:bidi="zh_TW"/>
@@ -1527,16 +1258,16 @@
             <w:color w:val="0000EE"/>
             <w:u w:val="single"/>
           </w:rPr>
-          <w:t>弗4:11–16</w:t>
+          <w:t>2:13–14</w:t>
         </w:r>
       </w:hyperlink>
       <w:r>
         <w:rPr>
           <w:lang w:val="zh_TW" w:bidi="zh_TW"/>
         </w:rPr>
-        <w:t>；</w:t>
-      </w:r>
-      <w:hyperlink r:id="rId61">
+        <w:t>、</w:t>
+      </w:r>
+      <w:hyperlink r:id="rId30">
         <w:r>
           <w:rPr>
             <w:lang w:val="zh_TW" w:bidi="zh_TW"/>
@@ -1545,16 +1276,16 @@
             <w:color w:val="0000EE"/>
             <w:u w:val="single"/>
           </w:rPr>
-          <w:t>西4:12</w:t>
+          <w:t>38</w:t>
         </w:r>
       </w:hyperlink>
       <w:r>
         <w:rPr>
           <w:lang w:val="zh_TW" w:bidi="zh_TW"/>
         </w:rPr>
-        <w:t>；</w:t>
-      </w:r>
-      <w:hyperlink r:id="rId51">
+        <w:t>，</w:t>
+      </w:r>
+      <w:hyperlink r:id="rId31">
         <w:r>
           <w:rPr>
             <w:lang w:val="zh_TW" w:bidi="zh_TW"/>
@@ -1563,7 +1294,7 @@
             <w:color w:val="0000EE"/>
             <w:u w:val="single"/>
           </w:rPr>
-          <w:t>來5:11–14</w:t>
+          <w:t>5:25–26</w:t>
         </w:r>
       </w:hyperlink>
       <w:r>
@@ -1572,7 +1303,7 @@
         </w:rPr>
         <w:t>，</w:t>
       </w:r>
-      <w:hyperlink r:id="rId59">
+      <w:hyperlink r:id="rId32">
         <w:r>
           <w:rPr>
             <w:lang w:val="zh_TW" w:bidi="zh_TW"/>
@@ -1581,7 +1312,7 @@
             <w:color w:val="0000EE"/>
             <w:u w:val="single"/>
           </w:rPr>
-          <w:t>6:1–3</w:t>
+          <w:t>7:16</w:t>
         </w:r>
       </w:hyperlink>
       <w:r>
@@ -1590,7 +1321,7 @@
         </w:rPr>
         <w:t>，</w:t>
       </w:r>
-      <w:hyperlink r:id="rId62">
+      <w:hyperlink r:id="rId33">
         <w:r>
           <w:rPr>
             <w:lang w:val="zh_TW" w:bidi="zh_TW"/>
@@ -1599,7 +1330,7 @@
             <w:color w:val="0000EE"/>
             <w:u w:val="single"/>
           </w:rPr>
-          <w:t>10:14</w:t>
+          <w:t>13:13</w:t>
         </w:r>
       </w:hyperlink>
       <w:r>
@@ -1608,7 +1339,7 @@
         </w:rPr>
         <w:t>，</w:t>
       </w:r>
-      <w:hyperlink r:id="rId63">
+      <w:hyperlink r:id="rId34">
         <w:r>
           <w:rPr>
             <w:lang w:val="zh_TW" w:bidi="zh_TW"/>
@@ -1617,16 +1348,16 @@
             <w:color w:val="0000EE"/>
             <w:u w:val="single"/>
           </w:rPr>
-          <w:t>12:1–2</w:t>
+          <w:t>17:15–18</w:t>
         </w:r>
       </w:hyperlink>
       <w:r>
         <w:rPr>
           <w:lang w:val="zh_TW" w:bidi="zh_TW"/>
         </w:rPr>
-        <w:t>；</w:t>
-      </w:r>
-      <w:hyperlink r:id="rId50">
+        <w:t>，</w:t>
+      </w:r>
+      <w:hyperlink r:id="rId35">
         <w:r>
           <w:rPr>
             <w:lang w:val="zh_TW" w:bidi="zh_TW"/>
@@ -1635,7 +1366,151 @@
             <w:color w:val="0000EE"/>
             <w:u w:val="single"/>
           </w:rPr>
-          <w:t>彼前2:1–3</w:t>
+          <w:t>18:43</w:t>
+        </w:r>
+      </w:hyperlink>
+      <w:r>
+        <w:rPr>
+          <w:lang w:val="zh_TW" w:bidi="zh_TW"/>
+        </w:rPr>
+        <w:t>，</w:t>
+      </w:r>
+      <w:hyperlink r:id="rId46">
+        <w:r>
+          <w:rPr>
+            <w:lang w:val="zh_TW" w:bidi="zh_TW"/>
+          </w:rPr>
+          <w:rPr>
+            <w:color w:val="0000EE"/>
+            <w:u w:val="single"/>
+          </w:rPr>
+          <w:t>19:37–40</w:t>
+        </w:r>
+      </w:hyperlink>
+      <w:r>
+        <w:rPr>
+          <w:lang w:val="zh_TW" w:bidi="zh_TW"/>
+        </w:rPr>
+        <w:t>，</w:t>
+      </w:r>
+      <w:hyperlink r:id="rId50">
+        <w:r>
+          <w:rPr>
+            <w:lang w:val="zh_TW" w:bidi="zh_TW"/>
+          </w:rPr>
+          <w:rPr>
+            <w:color w:val="0000EE"/>
+            <w:u w:val="single"/>
+          </w:rPr>
+          <w:t>24:51–53</w:t>
+        </w:r>
+      </w:hyperlink>
+      <w:r>
+        <w:rPr>
+          <w:lang w:val="zh_TW" w:bidi="zh_TW"/>
+        </w:rPr>
+        <w:t>；</w:t>
+      </w:r>
+      <w:hyperlink r:id="rId51">
+        <w:r>
+          <w:rPr>
+            <w:lang w:val="zh_TW" w:bidi="zh_TW"/>
+          </w:rPr>
+          <w:rPr>
+            <w:color w:val="0000EE"/>
+            <w:u w:val="single"/>
+          </w:rPr>
+          <w:t>徒2:47</w:t>
+        </w:r>
+      </w:hyperlink>
+      <w:r>
+        <w:rPr>
+          <w:lang w:val="zh_TW" w:bidi="zh_TW"/>
+        </w:rPr>
+        <w:t>，</w:t>
+      </w:r>
+      <w:hyperlink r:id="rId38">
+        <w:r>
+          <w:rPr>
+            <w:lang w:val="zh_TW" w:bidi="zh_TW"/>
+          </w:rPr>
+          <w:rPr>
+            <w:color w:val="0000EE"/>
+            <w:u w:val="single"/>
+          </w:rPr>
+          <w:t>3:8–9</w:t>
+        </w:r>
+      </w:hyperlink>
+      <w:r>
+        <w:rPr>
+          <w:lang w:val="zh_TW" w:bidi="zh_TW"/>
+        </w:rPr>
+        <w:t>，</w:t>
+      </w:r>
+      <w:hyperlink r:id="rId52">
+        <w:r>
+          <w:rPr>
+            <w:lang w:val="zh_TW" w:bidi="zh_TW"/>
+          </w:rPr>
+          <w:rPr>
+            <w:color w:val="0000EE"/>
+            <w:u w:val="single"/>
+          </w:rPr>
+          <w:t>4:21</w:t>
+        </w:r>
+      </w:hyperlink>
+      <w:r>
+        <w:rPr>
+          <w:lang w:val="zh_TW" w:bidi="zh_TW"/>
+        </w:rPr>
+        <w:t>，</w:t>
+      </w:r>
+      <w:hyperlink r:id="rId40">
+        <w:r>
+          <w:rPr>
+            <w:lang w:val="zh_TW" w:bidi="zh_TW"/>
+          </w:rPr>
+          <w:rPr>
+            <w:color w:val="0000EE"/>
+            <w:u w:val="single"/>
+          </w:rPr>
+          <w:t>11:18</w:t>
+        </w:r>
+      </w:hyperlink>
+      <w:r>
+        <w:rPr>
+          <w:lang w:val="zh_TW" w:bidi="zh_TW"/>
+        </w:rPr>
+        <w:t>，</w:t>
+      </w:r>
+      <w:hyperlink r:id="rId41">
+        <w:r>
+          <w:rPr>
+            <w:lang w:val="zh_TW" w:bidi="zh_TW"/>
+          </w:rPr>
+          <w:rPr>
+            <w:color w:val="0000EE"/>
+            <w:u w:val="single"/>
+          </w:rPr>
+          <w:t>13:48</w:t>
+        </w:r>
+      </w:hyperlink>
+      <w:r>
+        <w:rPr>
+          <w:lang w:val="zh_TW" w:bidi="zh_TW"/>
+        </w:rPr>
+        <w:t>，</w:t>
+      </w:r>
+      <w:hyperlink r:id="rId53">
+        <w:r>
+          <w:rPr>
+            <w:lang w:val="zh_TW" w:bidi="zh_TW"/>
+          </w:rPr>
+          <w:rPr>
+            <w:color w:val="0000EE"/>
+            <w:u w:val="single"/>
+          </w:rPr>
+          <w:t>21:20</w:t>
         </w:r>
       </w:hyperlink>
       <w:r>

--- a/zht/docx/053.content.docx
+++ b/zht/docx/053.content.docx
@@ -19,7 +19,7 @@
         <w:rPr>
           <w:lang w:val="zh_TW" w:bidi="zh_TW"/>
         </w:rPr>
-        <w:t>Resource: Tyndale Open Study Notes</w:t>
+        <w:t>Resource: Aquifer Open Study Notes (Themes)</w:t>
       </w:r>
       <w:r>
         <w:rPr>
@@ -112,7 +112,7 @@
         <w:rPr>
           <w:lang w:val="zh_TW" w:bidi="zh_TW"/>
         </w:rPr>
-        <w:t>Tyndale Open Study Notes</w:t>
+        <w:t>Aquifer Open Study Notes (Themes)</w:t>
       </w:r>
     </w:p>
     <w:p>

--- a/zht/docx/053.content.docx
+++ b/zht/docx/053.content.docx
@@ -257,18 +257,12 @@
         </w:rPr>
         <w:t>的人降卑（</w:t>
       </w:r>
-      <w:hyperlink r:id="rId13">
-        <w:r>
-          <w:rPr>
-            <w:lang w:val="zh_TW" w:bidi="zh_TW"/>
-          </w:rPr>
-          <w:rPr>
-            <w:color w:val="0000EE"/>
-            <w:u w:val="single"/>
-          </w:rPr>
-          <w:t>路1:52–53</w:t>
-        </w:r>
-      </w:hyperlink>
+      <w:r>
+        <w:rPr>
+          <w:lang w:val="zh_TW" w:bidi="zh_TW"/>
+        </w:rPr>
+        <w:t>路1:52–53</w:t>
+      </w:r>
       <w:r>
         <w:rPr>
           <w:lang w:val="zh_TW" w:bidi="zh_TW"/>
@@ -287,18 +281,12 @@
         </w:rPr>
         <w:t>的好消息（</w:t>
       </w:r>
-      <w:hyperlink r:id="rId14">
-        <w:r>
-          <w:rPr>
-            <w:lang w:val="zh_TW" w:bidi="zh_TW"/>
-          </w:rPr>
-          <w:rPr>
-            <w:color w:val="0000EE"/>
-            <w:u w:val="single"/>
-          </w:rPr>
-          <w:t>4:18</w:t>
-        </w:r>
-      </w:hyperlink>
+      <w:r>
+        <w:rPr>
+          <w:lang w:val="zh_TW" w:bidi="zh_TW"/>
+        </w:rPr>
+        <w:t>4:18</w:t>
+      </w:r>
       <w:r>
         <w:rPr>
           <w:lang w:val="zh_TW" w:bidi="zh_TW"/>
@@ -317,18 +305,12 @@
         </w:rPr>
         <w:t>的人（</w:t>
       </w:r>
-      <w:hyperlink r:id="rId15">
-        <w:r>
-          <w:rPr>
-            <w:lang w:val="zh_TW" w:bidi="zh_TW"/>
-          </w:rPr>
-          <w:rPr>
-            <w:color w:val="0000EE"/>
-            <w:u w:val="single"/>
-          </w:rPr>
-          <w:t>6:20–26</w:t>
-        </w:r>
-      </w:hyperlink>
+      <w:r>
+        <w:rPr>
+          <w:lang w:val="zh_TW" w:bidi="zh_TW"/>
+        </w:rPr>
+        <w:t>6:20–26</w:t>
+      </w:r>
       <w:r>
         <w:rPr>
           <w:lang w:val="zh_TW" w:bidi="zh_TW"/>
@@ -349,54 +331,36 @@
         </w:rPr>
         <w:t>耶穌的幾個比喻，嚴正警告人們留意財富所帶來的危險。無知財主的比喻揭示，人若專注積蓄地上的財寶，不致力於與神建立穩固的關係，最終會面對什麼樣的結局（</w:t>
       </w:r>
-      <w:hyperlink r:id="rId16">
-        <w:r>
-          <w:rPr>
-            <w:lang w:val="zh_TW" w:bidi="zh_TW"/>
-          </w:rPr>
-          <w:rPr>
-            <w:color w:val="0000EE"/>
-            <w:u w:val="single"/>
-          </w:rPr>
-          <w:t>路12:13–21</w:t>
-        </w:r>
-      </w:hyperlink>
+      <w:r>
+        <w:rPr>
+          <w:lang w:val="zh_TW" w:bidi="zh_TW"/>
+        </w:rPr>
+        <w:t>路12:13–21</w:t>
+      </w:r>
       <w:r>
         <w:rPr>
           <w:lang w:val="zh_TW" w:bidi="zh_TW"/>
         </w:rPr>
         <w:t>）。財主與拉撒路的比喻則說明：人若在今生享受舒適安逸，卻忽略身邊貧窮無助之人，他們將在永恆中承擔可怕的後果（</w:t>
       </w:r>
-      <w:hyperlink r:id="rId17">
-        <w:r>
-          <w:rPr>
-            <w:lang w:val="zh_TW" w:bidi="zh_TW"/>
-          </w:rPr>
-          <w:rPr>
-            <w:color w:val="0000EE"/>
-            <w:u w:val="single"/>
-          </w:rPr>
-          <w:t>16:19–31</w:t>
-        </w:r>
-      </w:hyperlink>
+      <w:r>
+        <w:rPr>
+          <w:lang w:val="zh_TW" w:bidi="zh_TW"/>
+        </w:rPr>
+        <w:t>16:19–31</w:t>
+      </w:r>
       <w:r>
         <w:rPr>
           <w:lang w:val="zh_TW" w:bidi="zh_TW"/>
         </w:rPr>
         <w:t>）。曾有財主問耶穌如何承受永生，聽見耶穌要他變賣所有，分給窮人時，他就極其憂愁（</w:t>
       </w:r>
-      <w:hyperlink r:id="rId18">
-        <w:r>
-          <w:rPr>
-            <w:lang w:val="zh_TW" w:bidi="zh_TW"/>
-          </w:rPr>
-          <w:rPr>
-            <w:color w:val="0000EE"/>
-            <w:u w:val="single"/>
-          </w:rPr>
-          <w:t>18:18–23</w:t>
-        </w:r>
-      </w:hyperlink>
+      <w:r>
+        <w:rPr>
+          <w:lang w:val="zh_TW" w:bidi="zh_TW"/>
+        </w:rPr>
+        <w:t>18:18–23</w:t>
+      </w:r>
       <w:r>
         <w:rPr>
           <w:lang w:val="zh_TW" w:bidi="zh_TW"/>
@@ -417,36 +381,24 @@
         </w:rPr>
         <w:t>在路加福音中，誰是貧窮的人？究竟是指物質上貧窮的人，還是心靈貧乏的人呢（參</w:t>
       </w:r>
-      <w:hyperlink r:id="rId19">
-        <w:r>
-          <w:rPr>
-            <w:lang w:val="zh_TW" w:bidi="zh_TW"/>
-          </w:rPr>
-          <w:rPr>
-            <w:color w:val="0000EE"/>
-            <w:u w:val="single"/>
-          </w:rPr>
-          <w:t>太5:3</w:t>
-        </w:r>
-      </w:hyperlink>
+      <w:r>
+        <w:rPr>
+          <w:lang w:val="zh_TW" w:bidi="zh_TW"/>
+        </w:rPr>
+        <w:t>太5:3</w:t>
+      </w:r>
       <w:r>
         <w:rPr>
           <w:lang w:val="zh_TW" w:bidi="zh_TW"/>
         </w:rPr>
         <w:t>）？很可能兩者皆是。那些物質上貧窮、擁有極少的人，更容易倚靠神來供應他們的所需；而富有和有權勢的人，則常常依賴自己，容易忘記自己需要神。人若倚靠財富想要進入神的國，就必無法進入（</w:t>
       </w:r>
-      <w:hyperlink r:id="rId20">
-        <w:r>
-          <w:rPr>
-            <w:lang w:val="zh_TW" w:bidi="zh_TW"/>
-          </w:rPr>
-          <w:rPr>
-            <w:color w:val="0000EE"/>
-            <w:u w:val="single"/>
-          </w:rPr>
-          <w:t>16:25–26</w:t>
-        </w:r>
-      </w:hyperlink>
+      <w:r>
+        <w:rPr>
+          <w:lang w:val="zh_TW" w:bidi="zh_TW"/>
+        </w:rPr>
+        <w:t>16:25–26</w:t>
+      </w:r>
       <w:r>
         <w:rPr>
           <w:lang w:val="zh_TW" w:bidi="zh_TW"/>
@@ -476,144 +428,96 @@
           <w:lang w:val="zh_TW" w:bidi="zh_TW"/>
         </w:rPr>
       </w:r>
-      <w:hyperlink r:id="rId19">
-        <w:r>
-          <w:rPr>
-            <w:lang w:val="zh_TW" w:bidi="zh_TW"/>
-          </w:rPr>
-          <w:rPr>
-            <w:color w:val="0000EE"/>
-            <w:u w:val="single"/>
-          </w:rPr>
-          <w:t>太5:3</w:t>
-        </w:r>
-      </w:hyperlink>
+      <w:r>
+        <w:rPr>
+          <w:lang w:val="zh_TW" w:bidi="zh_TW"/>
+        </w:rPr>
+        <w:t>太5:3</w:t>
+      </w:r>
       <w:r>
         <w:rPr>
           <w:lang w:val="zh_TW" w:bidi="zh_TW"/>
         </w:rPr>
         <w:t>；</w:t>
       </w:r>
-      <w:hyperlink r:id="rId13">
-        <w:r>
-          <w:rPr>
-            <w:lang w:val="zh_TW" w:bidi="zh_TW"/>
-          </w:rPr>
-          <w:rPr>
-            <w:color w:val="0000EE"/>
-            <w:u w:val="single"/>
-          </w:rPr>
-          <w:t>路1:52–53</w:t>
-        </w:r>
-      </w:hyperlink>
+      <w:r>
+        <w:rPr>
+          <w:lang w:val="zh_TW" w:bidi="zh_TW"/>
+        </w:rPr>
+        <w:t>路1:52–53</w:t>
+      </w:r>
       <w:r>
         <w:rPr>
           <w:lang w:val="zh_TW" w:bidi="zh_TW"/>
         </w:rPr>
         <w:t>，</w:t>
       </w:r>
-      <w:hyperlink r:id="rId14">
-        <w:r>
-          <w:rPr>
-            <w:lang w:val="zh_TW" w:bidi="zh_TW"/>
-          </w:rPr>
-          <w:rPr>
-            <w:color w:val="0000EE"/>
-            <w:u w:val="single"/>
-          </w:rPr>
-          <w:t>4:18</w:t>
-        </w:r>
-      </w:hyperlink>
+      <w:r>
+        <w:rPr>
+          <w:lang w:val="zh_TW" w:bidi="zh_TW"/>
+        </w:rPr>
+        <w:t>4:18</w:t>
+      </w:r>
       <w:r>
         <w:rPr>
           <w:lang w:val="zh_TW" w:bidi="zh_TW"/>
         </w:rPr>
         <w:t>，</w:t>
       </w:r>
-      <w:hyperlink r:id="rId21">
-        <w:r>
-          <w:rPr>
-            <w:lang w:val="zh_TW" w:bidi="zh_TW"/>
-          </w:rPr>
-          <w:rPr>
-            <w:color w:val="0000EE"/>
-            <w:u w:val="single"/>
-          </w:rPr>
-          <w:t>6:20–25</w:t>
-        </w:r>
-      </w:hyperlink>
+      <w:r>
+        <w:rPr>
+          <w:lang w:val="zh_TW" w:bidi="zh_TW"/>
+        </w:rPr>
+        <w:t>6:20–25</w:t>
+      </w:r>
       <w:r>
         <w:rPr>
           <w:lang w:val="zh_TW" w:bidi="zh_TW"/>
         </w:rPr>
         <w:t>，</w:t>
       </w:r>
-      <w:hyperlink r:id="rId22">
-        <w:r>
-          <w:rPr>
-            <w:lang w:val="zh_TW" w:bidi="zh_TW"/>
-          </w:rPr>
-          <w:rPr>
-            <w:color w:val="0000EE"/>
-            <w:u w:val="single"/>
-          </w:rPr>
-          <w:t>12:13–34</w:t>
-        </w:r>
-      </w:hyperlink>
+      <w:r>
+        <w:rPr>
+          <w:lang w:val="zh_TW" w:bidi="zh_TW"/>
+        </w:rPr>
+        <w:t>12:13–34</w:t>
+      </w:r>
       <w:r>
         <w:rPr>
           <w:lang w:val="zh_TW" w:bidi="zh_TW"/>
         </w:rPr>
         <w:t>，</w:t>
       </w:r>
-      <w:hyperlink r:id="rId23">
-        <w:r>
-          <w:rPr>
-            <w:lang w:val="zh_TW" w:bidi="zh_TW"/>
-          </w:rPr>
-          <w:rPr>
-            <w:color w:val="0000EE"/>
-            <w:u w:val="single"/>
-          </w:rPr>
-          <w:t>14:12–23</w:t>
-        </w:r>
-      </w:hyperlink>
+      <w:r>
+        <w:rPr>
+          <w:lang w:val="zh_TW" w:bidi="zh_TW"/>
+        </w:rPr>
+        <w:t>14:12–23</w:t>
+      </w:r>
       <w:r>
         <w:rPr>
           <w:lang w:val="zh_TW" w:bidi="zh_TW"/>
         </w:rPr>
         <w:t>，</w:t>
       </w:r>
-      <w:hyperlink r:id="rId17">
-        <w:r>
-          <w:rPr>
-            <w:lang w:val="zh_TW" w:bidi="zh_TW"/>
-          </w:rPr>
-          <w:rPr>
-            <w:color w:val="0000EE"/>
-            <w:u w:val="single"/>
-          </w:rPr>
-          <w:t>16:19–31</w:t>
-        </w:r>
-      </w:hyperlink>
+      <w:r>
+        <w:rPr>
+          <w:lang w:val="zh_TW" w:bidi="zh_TW"/>
+        </w:rPr>
+        <w:t>16:19–31</w:t>
+      </w:r>
       <w:r>
         <w:rPr>
           <w:lang w:val="zh_TW" w:bidi="zh_TW"/>
         </w:rPr>
         <w:t>，</w:t>
       </w:r>
-      <w:hyperlink r:id="rId24">
-        <w:r>
-          <w:rPr>
-            <w:lang w:val="zh_TW" w:bidi="zh_TW"/>
-          </w:rPr>
-          <w:rPr>
-            <w:color w:val="0000EE"/>
-            <w:u w:val="single"/>
-          </w:rPr>
-          <w:t>18:18–30</w:t>
-        </w:r>
-      </w:hyperlink>
+      <w:r>
+        <w:rPr>
+          <w:lang w:val="zh_TW" w:bidi="zh_TW"/>
+        </w:rPr>
+        <w:t>18:18–30</w:t>
+      </w:r>
       <w:r>
         <w:rPr>
           <w:lang w:val="zh_TW" w:bidi="zh_TW"/>
@@ -662,324 +566,216 @@
         </w:rPr>
         <w:t>在路加福音中，那些領受神恩典的人，會讚美神奇妙的作為（</w:t>
       </w:r>
-      <w:hyperlink r:id="rId25">
-        <w:r>
-          <w:rPr>
-            <w:lang w:val="zh_TW" w:bidi="zh_TW"/>
-          </w:rPr>
-          <w:rPr>
-            <w:color w:val="0000EE"/>
-            <w:u w:val="single"/>
-          </w:rPr>
-          <w:t>路1:44</w:t>
-        </w:r>
-      </w:hyperlink>
+      <w:r>
+        <w:rPr>
+          <w:lang w:val="zh_TW" w:bidi="zh_TW"/>
+        </w:rPr>
+        <w:t>路1:44</w:t>
+      </w:r>
       <w:r>
         <w:rPr>
           <w:lang w:val="zh_TW" w:bidi="zh_TW"/>
         </w:rPr>
         <w:t>、</w:t>
       </w:r>
-      <w:hyperlink r:id="rId26">
-        <w:r>
-          <w:rPr>
-            <w:lang w:val="zh_TW" w:bidi="zh_TW"/>
-          </w:rPr>
-          <w:rPr>
-            <w:color w:val="0000EE"/>
-            <w:u w:val="single"/>
-          </w:rPr>
-          <w:t>46</w:t>
-        </w:r>
-      </w:hyperlink>
+      <w:r>
+        <w:rPr>
+          <w:lang w:val="zh_TW" w:bidi="zh_TW"/>
+        </w:rPr>
+        <w:t>46</w:t>
+      </w:r>
       <w:r>
         <w:rPr>
           <w:lang w:val="zh_TW" w:bidi="zh_TW"/>
         </w:rPr>
         <w:t>、</w:t>
       </w:r>
-      <w:hyperlink r:id="rId27">
-        <w:r>
-          <w:rPr>
-            <w:lang w:val="zh_TW" w:bidi="zh_TW"/>
-          </w:rPr>
-          <w:rPr>
-            <w:color w:val="0000EE"/>
-            <w:u w:val="single"/>
-          </w:rPr>
-          <w:t>64</w:t>
-        </w:r>
-      </w:hyperlink>
+      <w:r>
+        <w:rPr>
+          <w:lang w:val="zh_TW" w:bidi="zh_TW"/>
+        </w:rPr>
+        <w:t>64</w:t>
+      </w:r>
       <w:r>
         <w:rPr>
           <w:lang w:val="zh_TW" w:bidi="zh_TW"/>
         </w:rPr>
         <w:t>、</w:t>
       </w:r>
-      <w:hyperlink r:id="rId28">
-        <w:r>
-          <w:rPr>
-            <w:lang w:val="zh_TW" w:bidi="zh_TW"/>
-          </w:rPr>
-          <w:rPr>
-            <w:color w:val="0000EE"/>
-            <w:u w:val="single"/>
-          </w:rPr>
-          <w:t>68</w:t>
-        </w:r>
-      </w:hyperlink>
+      <w:r>
+        <w:rPr>
+          <w:lang w:val="zh_TW" w:bidi="zh_TW"/>
+        </w:rPr>
+        <w:t>68</w:t>
+      </w:r>
       <w:r>
         <w:rPr>
           <w:lang w:val="zh_TW" w:bidi="zh_TW"/>
         </w:rPr>
         <w:t>，</w:t>
       </w:r>
-      <w:hyperlink r:id="rId29">
-        <w:r>
-          <w:rPr>
-            <w:lang w:val="zh_TW" w:bidi="zh_TW"/>
-          </w:rPr>
-          <w:rPr>
-            <w:color w:val="0000EE"/>
-            <w:u w:val="single"/>
-          </w:rPr>
-          <w:t>2:13</w:t>
-        </w:r>
-      </w:hyperlink>
+      <w:r>
+        <w:rPr>
+          <w:lang w:val="zh_TW" w:bidi="zh_TW"/>
+        </w:rPr>
+        <w:t>2:13</w:t>
+      </w:r>
       <w:r>
         <w:rPr>
           <w:lang w:val="zh_TW" w:bidi="zh_TW"/>
         </w:rPr>
         <w:t>、</w:t>
       </w:r>
-      <w:hyperlink r:id="rId30">
-        <w:r>
-          <w:rPr>
-            <w:lang w:val="zh_TW" w:bidi="zh_TW"/>
-          </w:rPr>
-          <w:rPr>
-            <w:color w:val="0000EE"/>
-            <w:u w:val="single"/>
-          </w:rPr>
-          <w:t>38</w:t>
-        </w:r>
-      </w:hyperlink>
+      <w:r>
+        <w:rPr>
+          <w:lang w:val="zh_TW" w:bidi="zh_TW"/>
+        </w:rPr>
+        <w:t>38</w:t>
+      </w:r>
       <w:r>
         <w:rPr>
           <w:lang w:val="zh_TW" w:bidi="zh_TW"/>
         </w:rPr>
         <w:t>，</w:t>
       </w:r>
-      <w:hyperlink r:id="rId31">
-        <w:r>
-          <w:rPr>
-            <w:lang w:val="zh_TW" w:bidi="zh_TW"/>
-          </w:rPr>
-          <w:rPr>
-            <w:color w:val="0000EE"/>
-            <w:u w:val="single"/>
-          </w:rPr>
-          <w:t>5:25–26</w:t>
-        </w:r>
-      </w:hyperlink>
+      <w:r>
+        <w:rPr>
+          <w:lang w:val="zh_TW" w:bidi="zh_TW"/>
+        </w:rPr>
+        <w:t>5:25–26</w:t>
+      </w:r>
       <w:r>
         <w:rPr>
           <w:lang w:val="zh_TW" w:bidi="zh_TW"/>
         </w:rPr>
         <w:t>，</w:t>
       </w:r>
-      <w:hyperlink r:id="rId32">
-        <w:r>
-          <w:rPr>
-            <w:lang w:val="zh_TW" w:bidi="zh_TW"/>
-          </w:rPr>
-          <w:rPr>
-            <w:color w:val="0000EE"/>
-            <w:u w:val="single"/>
-          </w:rPr>
-          <w:t>7:16</w:t>
-        </w:r>
-      </w:hyperlink>
+      <w:r>
+        <w:rPr>
+          <w:lang w:val="zh_TW" w:bidi="zh_TW"/>
+        </w:rPr>
+        <w:t>7:16</w:t>
+      </w:r>
       <w:r>
         <w:rPr>
           <w:lang w:val="zh_TW" w:bidi="zh_TW"/>
         </w:rPr>
         <w:t>，</w:t>
       </w:r>
-      <w:hyperlink r:id="rId33">
-        <w:r>
-          <w:rPr>
-            <w:lang w:val="zh_TW" w:bidi="zh_TW"/>
-          </w:rPr>
-          <w:rPr>
-            <w:color w:val="0000EE"/>
-            <w:u w:val="single"/>
-          </w:rPr>
-          <w:t>13:13</w:t>
-        </w:r>
-      </w:hyperlink>
+      <w:r>
+        <w:rPr>
+          <w:lang w:val="zh_TW" w:bidi="zh_TW"/>
+        </w:rPr>
+        <w:t>13:13</w:t>
+      </w:r>
       <w:r>
         <w:rPr>
           <w:lang w:val="zh_TW" w:bidi="zh_TW"/>
         </w:rPr>
         <w:t>，</w:t>
       </w:r>
-      <w:hyperlink r:id="rId34">
-        <w:r>
-          <w:rPr>
-            <w:lang w:val="zh_TW" w:bidi="zh_TW"/>
-          </w:rPr>
-          <w:rPr>
-            <w:color w:val="0000EE"/>
-            <w:u w:val="single"/>
-          </w:rPr>
-          <w:t>17:15–18</w:t>
-        </w:r>
-      </w:hyperlink>
+      <w:r>
+        <w:rPr>
+          <w:lang w:val="zh_TW" w:bidi="zh_TW"/>
+        </w:rPr>
+        <w:t>17:15–18</w:t>
+      </w:r>
       <w:r>
         <w:rPr>
           <w:lang w:val="zh_TW" w:bidi="zh_TW"/>
         </w:rPr>
         <w:t>，</w:t>
       </w:r>
-      <w:hyperlink r:id="rId35">
-        <w:r>
-          <w:rPr>
-            <w:lang w:val="zh_TW" w:bidi="zh_TW"/>
-          </w:rPr>
-          <w:rPr>
-            <w:color w:val="0000EE"/>
-            <w:u w:val="single"/>
-          </w:rPr>
-          <w:t>18:43</w:t>
-        </w:r>
-      </w:hyperlink>
+      <w:r>
+        <w:rPr>
+          <w:lang w:val="zh_TW" w:bidi="zh_TW"/>
+        </w:rPr>
+        <w:t>18:43</w:t>
+      </w:r>
       <w:r>
         <w:rPr>
           <w:lang w:val="zh_TW" w:bidi="zh_TW"/>
         </w:rPr>
         <w:t>，</w:t>
       </w:r>
-      <w:hyperlink r:id="rId36">
-        <w:r>
-          <w:rPr>
-            <w:lang w:val="zh_TW" w:bidi="zh_TW"/>
-          </w:rPr>
-          <w:rPr>
-            <w:color w:val="0000EE"/>
-            <w:u w:val="single"/>
-          </w:rPr>
-          <w:t>19:37</w:t>
-        </w:r>
-      </w:hyperlink>
+      <w:r>
+        <w:rPr>
+          <w:lang w:val="zh_TW" w:bidi="zh_TW"/>
+        </w:rPr>
+        <w:t>19:37</w:t>
+      </w:r>
       <w:r>
         <w:rPr>
           <w:lang w:val="zh_TW" w:bidi="zh_TW"/>
         </w:rPr>
         <w:t>，</w:t>
       </w:r>
-      <w:hyperlink r:id="rId37">
-        <w:r>
-          <w:rPr>
-            <w:lang w:val="zh_TW" w:bidi="zh_TW"/>
-          </w:rPr>
-          <w:rPr>
-            <w:color w:val="0000EE"/>
-            <w:u w:val="single"/>
-          </w:rPr>
-          <w:t>24:53</w:t>
-        </w:r>
-      </w:hyperlink>
+      <w:r>
+        <w:rPr>
+          <w:lang w:val="zh_TW" w:bidi="zh_TW"/>
+        </w:rPr>
+        <w:t>24:53</w:t>
+      </w:r>
       <w:r>
         <w:rPr>
           <w:lang w:val="zh_TW" w:bidi="zh_TW"/>
         </w:rPr>
         <w:t>）。使徒行傳記載，當有人得著醫治或非猶太人（外邦人）得救時，眾人就讚美神（</w:t>
       </w:r>
-      <w:hyperlink r:id="rId38">
-        <w:r>
-          <w:rPr>
-            <w:lang w:val="zh_TW" w:bidi="zh_TW"/>
-          </w:rPr>
-          <w:rPr>
-            <w:color w:val="0000EE"/>
-            <w:u w:val="single"/>
-          </w:rPr>
-          <w:t>3:8–9</w:t>
-        </w:r>
-      </w:hyperlink>
+      <w:r>
+        <w:rPr>
+          <w:lang w:val="zh_TW" w:bidi="zh_TW"/>
+        </w:rPr>
+        <w:t>3:8–9</w:t>
+      </w:r>
       <w:r>
         <w:rPr>
           <w:lang w:val="zh_TW" w:bidi="zh_TW"/>
         </w:rPr>
         <w:t>，</w:t>
       </w:r>
-      <w:hyperlink r:id="rId39">
-        <w:r>
-          <w:rPr>
-            <w:lang w:val="zh_TW" w:bidi="zh_TW"/>
-          </w:rPr>
-          <w:rPr>
-            <w:color w:val="0000EE"/>
-            <w:u w:val="single"/>
-          </w:rPr>
-          <w:t>4:21–22</w:t>
-        </w:r>
-      </w:hyperlink>
+      <w:r>
+        <w:rPr>
+          <w:lang w:val="zh_TW" w:bidi="zh_TW"/>
+        </w:rPr>
+        <w:t>4:21–22</w:t>
+      </w:r>
       <w:r>
         <w:rPr>
           <w:lang w:val="zh_TW" w:bidi="zh_TW"/>
         </w:rPr>
         <w:t>；</w:t>
       </w:r>
-      <w:hyperlink r:id="rId40">
-        <w:r>
-          <w:rPr>
-            <w:lang w:val="zh_TW" w:bidi="zh_TW"/>
-          </w:rPr>
-          <w:rPr>
-            <w:color w:val="0000EE"/>
-            <w:u w:val="single"/>
-          </w:rPr>
-          <w:t>徒11:18</w:t>
-        </w:r>
-      </w:hyperlink>
+      <w:r>
+        <w:rPr>
+          <w:lang w:val="zh_TW" w:bidi="zh_TW"/>
+        </w:rPr>
+        <w:t>徒11:18</w:t>
+      </w:r>
       <w:r>
         <w:rPr>
           <w:lang w:val="zh_TW" w:bidi="zh_TW"/>
         </w:rPr>
         <w:t>，</w:t>
       </w:r>
-      <w:hyperlink r:id="rId41">
-        <w:r>
-          <w:rPr>
-            <w:lang w:val="zh_TW" w:bidi="zh_TW"/>
-          </w:rPr>
-          <w:rPr>
-            <w:color w:val="0000EE"/>
-            <w:u w:val="single"/>
-          </w:rPr>
-          <w:t>13:48</w:t>
-        </w:r>
-      </w:hyperlink>
+      <w:r>
+        <w:rPr>
+          <w:lang w:val="zh_TW" w:bidi="zh_TW"/>
+        </w:rPr>
+        <w:t>13:48</w:t>
+      </w:r>
       <w:r>
         <w:rPr>
           <w:lang w:val="zh_TW" w:bidi="zh_TW"/>
         </w:rPr>
         <w:t>，</w:t>
       </w:r>
-      <w:hyperlink r:id="rId42">
-        <w:r>
-          <w:rPr>
-            <w:lang w:val="zh_TW" w:bidi="zh_TW"/>
-          </w:rPr>
-          <w:rPr>
-            <w:color w:val="0000EE"/>
-            <w:u w:val="single"/>
-          </w:rPr>
-          <w:t>21:19–20</w:t>
-        </w:r>
-      </w:hyperlink>
+      <w:r>
+        <w:rPr>
+          <w:lang w:val="zh_TW" w:bidi="zh_TW"/>
+        </w:rPr>
+        <w:t>21:19–20</w:t>
+      </w:r>
       <w:r>
         <w:rPr>
           <w:lang w:val="zh_TW" w:bidi="zh_TW"/>
@@ -1000,48 +796,30 @@
         </w:rPr>
         <w:t>這個讚美的主題，與路加福音的關鍵概念息息相關。神的應許藉著彌賽亞耶穌得以實現，並帶來喜樂。這個概念在本書前半段，即馬利亞和撒迦利亞的詩歌中，就已經出現（</w:t>
       </w:r>
-      <w:hyperlink r:id="rId43">
-        <w:r>
-          <w:rPr>
-            <w:lang w:val="zh_TW" w:bidi="zh_TW"/>
-          </w:rPr>
-          <w:rPr>
-            <w:color w:val="0000EE"/>
-            <w:u w:val="single"/>
-          </w:rPr>
-          <w:t>路1:46–55、</w:t>
-        </w:r>
-      </w:hyperlink>
-      <w:hyperlink r:id="rId44">
-        <w:r>
-          <w:rPr>
-            <w:lang w:val="zh_TW" w:bidi="zh_TW"/>
-          </w:rPr>
-          <w:rPr>
-            <w:color w:val="0000EE"/>
-            <w:u w:val="single"/>
-          </w:rPr>
-          <w:t>67–79</w:t>
-        </w:r>
-      </w:hyperlink>
+      <w:r>
+        <w:rPr>
+          <w:lang w:val="zh_TW" w:bidi="zh_TW"/>
+        </w:rPr>
+        <w:t>路1:46–55、</w:t>
+      </w:r>
+      <w:r>
+        <w:rPr>
+          <w:lang w:val="zh_TW" w:bidi="zh_TW"/>
+        </w:rPr>
+        <w:t>67–79</w:t>
+      </w:r>
       <w:r>
         <w:rPr>
           <w:lang w:val="zh_TW" w:bidi="zh_TW"/>
         </w:rPr>
         <w:t>）。舊約先知預言，當神的拯救降臨時，萬有都會歌唱（見</w:t>
       </w:r>
-      <w:hyperlink r:id="rId45">
-        <w:r>
-          <w:rPr>
-            <w:lang w:val="zh_TW" w:bidi="zh_TW"/>
-          </w:rPr>
-          <w:rPr>
-            <w:color w:val="0000EE"/>
-            <w:u w:val="single"/>
-          </w:rPr>
-          <w:t>賽55:12</w:t>
-        </w:r>
-      </w:hyperlink>
+      <w:r>
+        <w:rPr>
+          <w:lang w:val="zh_TW" w:bidi="zh_TW"/>
+        </w:rPr>
+        <w:t>賽55:12</w:t>
+      </w:r>
       <w:r>
         <w:rPr>
           <w:lang w:val="zh_TW" w:bidi="zh_TW"/>
@@ -1074,18 +852,12 @@
         </w:rPr>
         <w:t>」（</w:t>
       </w:r>
-      <w:hyperlink r:id="rId36">
-        <w:r>
-          <w:rPr>
-            <w:lang w:val="zh_TW" w:bidi="zh_TW"/>
-          </w:rPr>
-          <w:rPr>
-            <w:color w:val="0000EE"/>
-            <w:u w:val="single"/>
-          </w:rPr>
-          <w:t>路19:37</w:t>
-        </w:r>
-      </w:hyperlink>
+      <w:r>
+        <w:rPr>
+          <w:lang w:val="zh_TW" w:bidi="zh_TW"/>
+        </w:rPr>
+        <w:t>路19:37</w:t>
+      </w:r>
       <w:r>
         <w:rPr>
           <w:lang w:val="zh_TW" w:bidi="zh_TW"/>
@@ -1104,18 +876,12 @@
         </w:rPr>
         <w:t>」（</w:t>
       </w:r>
-      <w:hyperlink r:id="rId46">
-        <w:r>
-          <w:rPr>
-            <w:lang w:val="zh_TW" w:bidi="zh_TW"/>
-          </w:rPr>
-          <w:rPr>
-            <w:color w:val="0000EE"/>
-            <w:u w:val="single"/>
-          </w:rPr>
-          <w:t>19:37–40</w:t>
-        </w:r>
-      </w:hyperlink>
+      <w:r>
+        <w:rPr>
+          <w:lang w:val="zh_TW" w:bidi="zh_TW"/>
+        </w:rPr>
+        <w:t>19:37–40</w:t>
+      </w:r>
       <w:r>
         <w:rPr>
           <w:lang w:val="zh_TW" w:bidi="zh_TW"/>
@@ -1136,18 +902,12 @@
         </w:rPr>
         <w:t>在書的結尾，門徒「大大地歡喜，回耶路撒冷去，常在殿裏稱頌神」（</w:t>
       </w:r>
-      <w:hyperlink r:id="rId47">
-        <w:r>
-          <w:rPr>
-            <w:lang w:val="zh_TW" w:bidi="zh_TW"/>
-          </w:rPr>
-          <w:rPr>
-            <w:color w:val="0000EE"/>
-            <w:u w:val="single"/>
-          </w:rPr>
-          <w:t>24:52–53</w:t>
-        </w:r>
-      </w:hyperlink>
+      <w:r>
+        <w:rPr>
+          <w:lang w:val="zh_TW" w:bidi="zh_TW"/>
+        </w:rPr>
+        <w:t>24:52–53</w:t>
+      </w:r>
       <w:r>
         <w:rPr>
           <w:lang w:val="zh_TW" w:bidi="zh_TW"/>
@@ -1177,342 +937,228 @@
           <w:lang w:val="zh_TW" w:bidi="zh_TW"/>
         </w:rPr>
       </w:r>
-      <w:hyperlink r:id="rId45">
-        <w:r>
-          <w:rPr>
-            <w:lang w:val="zh_TW" w:bidi="zh_TW"/>
-          </w:rPr>
-          <w:rPr>
-            <w:color w:val="0000EE"/>
-            <w:u w:val="single"/>
-          </w:rPr>
-          <w:t>賽55:12</w:t>
-        </w:r>
-      </w:hyperlink>
+      <w:r>
+        <w:rPr>
+          <w:lang w:val="zh_TW" w:bidi="zh_TW"/>
+        </w:rPr>
+        <w:t>賽55:12</w:t>
+      </w:r>
       <w:r>
         <w:rPr>
           <w:lang w:val="zh_TW" w:bidi="zh_TW"/>
         </w:rPr>
         <w:t>；</w:t>
       </w:r>
-      <w:hyperlink r:id="rId48">
-        <w:r>
-          <w:rPr>
-            <w:lang w:val="zh_TW" w:bidi="zh_TW"/>
-          </w:rPr>
-          <w:rPr>
-            <w:color w:val="0000EE"/>
-            <w:u w:val="single"/>
-          </w:rPr>
-          <w:t>路1:44–47</w:t>
-        </w:r>
-      </w:hyperlink>
+      <w:r>
+        <w:rPr>
+          <w:lang w:val="zh_TW" w:bidi="zh_TW"/>
+        </w:rPr>
+        <w:t>路1:44–47</w:t>
+      </w:r>
       <w:r>
         <w:rPr>
           <w:lang w:val="zh_TW" w:bidi="zh_TW"/>
         </w:rPr>
         <w:t>、</w:t>
       </w:r>
-      <w:hyperlink r:id="rId27">
-        <w:r>
-          <w:rPr>
-            <w:lang w:val="zh_TW" w:bidi="zh_TW"/>
-          </w:rPr>
-          <w:rPr>
-            <w:color w:val="0000EE"/>
-            <w:u w:val="single"/>
-          </w:rPr>
-          <w:t>64</w:t>
-        </w:r>
-      </w:hyperlink>
+      <w:r>
+        <w:rPr>
+          <w:lang w:val="zh_TW" w:bidi="zh_TW"/>
+        </w:rPr>
+        <w:t>64</w:t>
+      </w:r>
       <w:r>
         <w:rPr>
           <w:lang w:val="zh_TW" w:bidi="zh_TW"/>
         </w:rPr>
         <w:t>、</w:t>
       </w:r>
-      <w:hyperlink r:id="rId28">
-        <w:r>
-          <w:rPr>
-            <w:lang w:val="zh_TW" w:bidi="zh_TW"/>
-          </w:rPr>
-          <w:rPr>
-            <w:color w:val="0000EE"/>
-            <w:u w:val="single"/>
-          </w:rPr>
-          <w:t>68</w:t>
-        </w:r>
-      </w:hyperlink>
+      <w:r>
+        <w:rPr>
+          <w:lang w:val="zh_TW" w:bidi="zh_TW"/>
+        </w:rPr>
+        <w:t>68</w:t>
+      </w:r>
       <w:r>
         <w:rPr>
           <w:lang w:val="zh_TW" w:bidi="zh_TW"/>
         </w:rPr>
         <w:t>，</w:t>
       </w:r>
-      <w:hyperlink r:id="rId49">
-        <w:r>
-          <w:rPr>
-            <w:lang w:val="zh_TW" w:bidi="zh_TW"/>
-          </w:rPr>
-          <w:rPr>
-            <w:color w:val="0000EE"/>
-            <w:u w:val="single"/>
-          </w:rPr>
-          <w:t>2:13–14</w:t>
-        </w:r>
-      </w:hyperlink>
+      <w:r>
+        <w:rPr>
+          <w:lang w:val="zh_TW" w:bidi="zh_TW"/>
+        </w:rPr>
+        <w:t>2:13–14</w:t>
+      </w:r>
       <w:r>
         <w:rPr>
           <w:lang w:val="zh_TW" w:bidi="zh_TW"/>
         </w:rPr>
         <w:t>、</w:t>
       </w:r>
-      <w:hyperlink r:id="rId30">
-        <w:r>
-          <w:rPr>
-            <w:lang w:val="zh_TW" w:bidi="zh_TW"/>
-          </w:rPr>
-          <w:rPr>
-            <w:color w:val="0000EE"/>
-            <w:u w:val="single"/>
-          </w:rPr>
-          <w:t>38</w:t>
-        </w:r>
-      </w:hyperlink>
+      <w:r>
+        <w:rPr>
+          <w:lang w:val="zh_TW" w:bidi="zh_TW"/>
+        </w:rPr>
+        <w:t>38</w:t>
+      </w:r>
       <w:r>
         <w:rPr>
           <w:lang w:val="zh_TW" w:bidi="zh_TW"/>
         </w:rPr>
         <w:t>，</w:t>
       </w:r>
-      <w:hyperlink r:id="rId31">
-        <w:r>
-          <w:rPr>
-            <w:lang w:val="zh_TW" w:bidi="zh_TW"/>
-          </w:rPr>
-          <w:rPr>
-            <w:color w:val="0000EE"/>
-            <w:u w:val="single"/>
-          </w:rPr>
-          <w:t>5:25–26</w:t>
-        </w:r>
-      </w:hyperlink>
+      <w:r>
+        <w:rPr>
+          <w:lang w:val="zh_TW" w:bidi="zh_TW"/>
+        </w:rPr>
+        <w:t>5:25–26</w:t>
+      </w:r>
       <w:r>
         <w:rPr>
           <w:lang w:val="zh_TW" w:bidi="zh_TW"/>
         </w:rPr>
         <w:t>，</w:t>
       </w:r>
-      <w:hyperlink r:id="rId32">
-        <w:r>
-          <w:rPr>
-            <w:lang w:val="zh_TW" w:bidi="zh_TW"/>
-          </w:rPr>
-          <w:rPr>
-            <w:color w:val="0000EE"/>
-            <w:u w:val="single"/>
-          </w:rPr>
-          <w:t>7:16</w:t>
-        </w:r>
-      </w:hyperlink>
+      <w:r>
+        <w:rPr>
+          <w:lang w:val="zh_TW" w:bidi="zh_TW"/>
+        </w:rPr>
+        <w:t>7:16</w:t>
+      </w:r>
       <w:r>
         <w:rPr>
           <w:lang w:val="zh_TW" w:bidi="zh_TW"/>
         </w:rPr>
         <w:t>，</w:t>
       </w:r>
-      <w:hyperlink r:id="rId33">
-        <w:r>
-          <w:rPr>
-            <w:lang w:val="zh_TW" w:bidi="zh_TW"/>
-          </w:rPr>
-          <w:rPr>
-            <w:color w:val="0000EE"/>
-            <w:u w:val="single"/>
-          </w:rPr>
-          <w:t>13:13</w:t>
-        </w:r>
-      </w:hyperlink>
+      <w:r>
+        <w:rPr>
+          <w:lang w:val="zh_TW" w:bidi="zh_TW"/>
+        </w:rPr>
+        <w:t>13:13</w:t>
+      </w:r>
       <w:r>
         <w:rPr>
           <w:lang w:val="zh_TW" w:bidi="zh_TW"/>
         </w:rPr>
         <w:t>，</w:t>
       </w:r>
-      <w:hyperlink r:id="rId34">
-        <w:r>
-          <w:rPr>
-            <w:lang w:val="zh_TW" w:bidi="zh_TW"/>
-          </w:rPr>
-          <w:rPr>
-            <w:color w:val="0000EE"/>
-            <w:u w:val="single"/>
-          </w:rPr>
-          <w:t>17:15–18</w:t>
-        </w:r>
-      </w:hyperlink>
+      <w:r>
+        <w:rPr>
+          <w:lang w:val="zh_TW" w:bidi="zh_TW"/>
+        </w:rPr>
+        <w:t>17:15–18</w:t>
+      </w:r>
       <w:r>
         <w:rPr>
           <w:lang w:val="zh_TW" w:bidi="zh_TW"/>
         </w:rPr>
         <w:t>，</w:t>
       </w:r>
-      <w:hyperlink r:id="rId35">
-        <w:r>
-          <w:rPr>
-            <w:lang w:val="zh_TW" w:bidi="zh_TW"/>
-          </w:rPr>
-          <w:rPr>
-            <w:color w:val="0000EE"/>
-            <w:u w:val="single"/>
-          </w:rPr>
-          <w:t>18:43</w:t>
-        </w:r>
-      </w:hyperlink>
+      <w:r>
+        <w:rPr>
+          <w:lang w:val="zh_TW" w:bidi="zh_TW"/>
+        </w:rPr>
+        <w:t>18:43</w:t>
+      </w:r>
       <w:r>
         <w:rPr>
           <w:lang w:val="zh_TW" w:bidi="zh_TW"/>
         </w:rPr>
         <w:t>，</w:t>
       </w:r>
-      <w:hyperlink r:id="rId46">
-        <w:r>
-          <w:rPr>
-            <w:lang w:val="zh_TW" w:bidi="zh_TW"/>
-          </w:rPr>
-          <w:rPr>
-            <w:color w:val="0000EE"/>
-            <w:u w:val="single"/>
-          </w:rPr>
-          <w:t>19:37–40</w:t>
-        </w:r>
-      </w:hyperlink>
+      <w:r>
+        <w:rPr>
+          <w:lang w:val="zh_TW" w:bidi="zh_TW"/>
+        </w:rPr>
+        <w:t>19:37–40</w:t>
+      </w:r>
       <w:r>
         <w:rPr>
           <w:lang w:val="zh_TW" w:bidi="zh_TW"/>
         </w:rPr>
         <w:t>，</w:t>
       </w:r>
-      <w:hyperlink r:id="rId50">
-        <w:r>
-          <w:rPr>
-            <w:lang w:val="zh_TW" w:bidi="zh_TW"/>
-          </w:rPr>
-          <w:rPr>
-            <w:color w:val="0000EE"/>
-            <w:u w:val="single"/>
-          </w:rPr>
-          <w:t>24:51–53</w:t>
-        </w:r>
-      </w:hyperlink>
+      <w:r>
+        <w:rPr>
+          <w:lang w:val="zh_TW" w:bidi="zh_TW"/>
+        </w:rPr>
+        <w:t>24:51–53</w:t>
+      </w:r>
       <w:r>
         <w:rPr>
           <w:lang w:val="zh_TW" w:bidi="zh_TW"/>
         </w:rPr>
         <w:t>；</w:t>
       </w:r>
-      <w:hyperlink r:id="rId51">
-        <w:r>
-          <w:rPr>
-            <w:lang w:val="zh_TW" w:bidi="zh_TW"/>
-          </w:rPr>
-          <w:rPr>
-            <w:color w:val="0000EE"/>
-            <w:u w:val="single"/>
-          </w:rPr>
-          <w:t>徒2:47</w:t>
-        </w:r>
-      </w:hyperlink>
+      <w:r>
+        <w:rPr>
+          <w:lang w:val="zh_TW" w:bidi="zh_TW"/>
+        </w:rPr>
+        <w:t>徒2:47</w:t>
+      </w:r>
       <w:r>
         <w:rPr>
           <w:lang w:val="zh_TW" w:bidi="zh_TW"/>
         </w:rPr>
         <w:t>，</w:t>
       </w:r>
-      <w:hyperlink r:id="rId38">
-        <w:r>
-          <w:rPr>
-            <w:lang w:val="zh_TW" w:bidi="zh_TW"/>
-          </w:rPr>
-          <w:rPr>
-            <w:color w:val="0000EE"/>
-            <w:u w:val="single"/>
-          </w:rPr>
-          <w:t>3:8–9</w:t>
-        </w:r>
-      </w:hyperlink>
+      <w:r>
+        <w:rPr>
+          <w:lang w:val="zh_TW" w:bidi="zh_TW"/>
+        </w:rPr>
+        <w:t>3:8–9</w:t>
+      </w:r>
       <w:r>
         <w:rPr>
           <w:lang w:val="zh_TW" w:bidi="zh_TW"/>
         </w:rPr>
         <w:t>，</w:t>
       </w:r>
-      <w:hyperlink r:id="rId52">
-        <w:r>
-          <w:rPr>
-            <w:lang w:val="zh_TW" w:bidi="zh_TW"/>
-          </w:rPr>
-          <w:rPr>
-            <w:color w:val="0000EE"/>
-            <w:u w:val="single"/>
-          </w:rPr>
-          <w:t>4:21</w:t>
-        </w:r>
-      </w:hyperlink>
+      <w:r>
+        <w:rPr>
+          <w:lang w:val="zh_TW" w:bidi="zh_TW"/>
+        </w:rPr>
+        <w:t>4:21</w:t>
+      </w:r>
       <w:r>
         <w:rPr>
           <w:lang w:val="zh_TW" w:bidi="zh_TW"/>
         </w:rPr>
         <w:t>，</w:t>
       </w:r>
-      <w:hyperlink r:id="rId40">
-        <w:r>
-          <w:rPr>
-            <w:lang w:val="zh_TW" w:bidi="zh_TW"/>
-          </w:rPr>
-          <w:rPr>
-            <w:color w:val="0000EE"/>
-            <w:u w:val="single"/>
-          </w:rPr>
-          <w:t>11:18</w:t>
-        </w:r>
-      </w:hyperlink>
+      <w:r>
+        <w:rPr>
+          <w:lang w:val="zh_TW" w:bidi="zh_TW"/>
+        </w:rPr>
+        <w:t>11:18</w:t>
+      </w:r>
       <w:r>
         <w:rPr>
           <w:lang w:val="zh_TW" w:bidi="zh_TW"/>
         </w:rPr>
         <w:t>，</w:t>
       </w:r>
-      <w:hyperlink r:id="rId41">
-        <w:r>
-          <w:rPr>
-            <w:lang w:val="zh_TW" w:bidi="zh_TW"/>
-          </w:rPr>
-          <w:rPr>
-            <w:color w:val="0000EE"/>
-            <w:u w:val="single"/>
-          </w:rPr>
-          <w:t>13:48</w:t>
-        </w:r>
-      </w:hyperlink>
+      <w:r>
+        <w:rPr>
+          <w:lang w:val="zh_TW" w:bidi="zh_TW"/>
+        </w:rPr>
+        <w:t>13:48</w:t>
+      </w:r>
       <w:r>
         <w:rPr>
           <w:lang w:val="zh_TW" w:bidi="zh_TW"/>
         </w:rPr>
         <w:t>，</w:t>
       </w:r>
-      <w:hyperlink r:id="rId53">
-        <w:r>
-          <w:rPr>
-            <w:lang w:val="zh_TW" w:bidi="zh_TW"/>
-          </w:rPr>
-          <w:rPr>
-            <w:color w:val="0000EE"/>
-            <w:u w:val="single"/>
-          </w:rPr>
-          <w:t>21:20</w:t>
-        </w:r>
-      </w:hyperlink>
+      <w:r>
+        <w:rPr>
+          <w:lang w:val="zh_TW" w:bidi="zh_TW"/>
+        </w:rPr>
+        <w:t>21:20</w:t>
+      </w:r>
       <w:r>
         <w:rPr>
           <w:lang w:val="zh_TW" w:bidi="zh_TW"/>
